--- a/fra/docx/007.content.docx
+++ b/fra/docx/007.content.docx
@@ -7487,90 +7487,66 @@
           <w:lang w:val="fr_FR" w:bidi="fr_FR"/>
         </w:rPr>
       </w:r>
-      <w:hyperlink r:id="rId13">
-        <w:r>
-          <w:rPr>
-            <w:lang w:val="fr_FR" w:bidi="fr_FR"/>
-          </w:rPr>
-          <w:rPr>
-            <w:color w:val="0000EE"/>
-            <w:u w:val="single"/>
-          </w:rPr>
-          <w:t>Esther 2.7</w:t>
-        </w:r>
-      </w:hyperlink>
-    </w:p>
-    <w:p>
-      <w:pPr>
-        <w:pStyle w:val="ListBullet"/>
-        <w:spacing w:line="240" w:lineRule="auto"/>
-        <w:ind w:left="720"/>
-      </w:pPr>
-      <w:r>
-        <w:rPr>
-          <w:lang w:val="fr_FR" w:bidi="fr_FR"/>
-        </w:rPr>
-      </w:r>
-      <w:hyperlink r:id="rId14">
-        <w:r>
-          <w:rPr>
-            <w:lang w:val="fr_FR" w:bidi="fr_FR"/>
-          </w:rPr>
-          <w:rPr>
-            <w:color w:val="0000EE"/>
-            <w:u w:val="single"/>
-          </w:rPr>
-          <w:t>Esther 2.15</w:t>
-        </w:r>
-      </w:hyperlink>
-    </w:p>
-    <w:p>
-      <w:pPr>
-        <w:pStyle w:val="ListBullet"/>
-        <w:spacing w:line="240" w:lineRule="auto"/>
-        <w:ind w:left="720"/>
-      </w:pPr>
-      <w:r>
-        <w:rPr>
-          <w:lang w:val="fr_FR" w:bidi="fr_FR"/>
-        </w:rPr>
-      </w:r>
-      <w:hyperlink r:id="rId15">
-        <w:r>
-          <w:rPr>
-            <w:lang w:val="fr_FR" w:bidi="fr_FR"/>
-          </w:rPr>
-          <w:rPr>
-            <w:color w:val="0000EE"/>
-            <w:u w:val="single"/>
-          </w:rPr>
-          <w:t>Esther 7.1</w:t>
-        </w:r>
-      </w:hyperlink>
-    </w:p>
-    <w:p>
-      <w:pPr>
-        <w:pStyle w:val="ListBullet"/>
-        <w:spacing w:line="240" w:lineRule="auto"/>
-        <w:ind w:left="720"/>
-      </w:pPr>
-      <w:r>
-        <w:rPr>
-          <w:lang w:val="fr_FR" w:bidi="fr_FR"/>
-        </w:rPr>
-      </w:r>
-      <w:hyperlink r:id="rId16">
-        <w:r>
-          <w:rPr>
-            <w:lang w:val="fr_FR" w:bidi="fr_FR"/>
-          </w:rPr>
-          <w:rPr>
-            <w:color w:val="0000EE"/>
-            <w:u w:val="single"/>
-          </w:rPr>
-          <w:t>Esther 8.2</w:t>
-        </w:r>
-      </w:hyperlink>
+      <w:r>
+        <w:rPr>
+          <w:lang w:val="fr_FR" w:bidi="fr_FR"/>
+        </w:rPr>
+        <w:t>Esther 2.7</w:t>
+      </w:r>
+    </w:p>
+    <w:p>
+      <w:pPr>
+        <w:pStyle w:val="ListBullet"/>
+        <w:spacing w:line="240" w:lineRule="auto"/>
+        <w:ind w:left="720"/>
+      </w:pPr>
+      <w:r>
+        <w:rPr>
+          <w:lang w:val="fr_FR" w:bidi="fr_FR"/>
+        </w:rPr>
+      </w:r>
+      <w:r>
+        <w:rPr>
+          <w:lang w:val="fr_FR" w:bidi="fr_FR"/>
+        </w:rPr>
+        <w:t>Esther 2.15</w:t>
+      </w:r>
+    </w:p>
+    <w:p>
+      <w:pPr>
+        <w:pStyle w:val="ListBullet"/>
+        <w:spacing w:line="240" w:lineRule="auto"/>
+        <w:ind w:left="720"/>
+      </w:pPr>
+      <w:r>
+        <w:rPr>
+          <w:lang w:val="fr_FR" w:bidi="fr_FR"/>
+        </w:rPr>
+      </w:r>
+      <w:r>
+        <w:rPr>
+          <w:lang w:val="fr_FR" w:bidi="fr_FR"/>
+        </w:rPr>
+        <w:t>Esther 7.1</w:t>
+      </w:r>
+    </w:p>
+    <w:p>
+      <w:pPr>
+        <w:pStyle w:val="ListBullet"/>
+        <w:spacing w:line="240" w:lineRule="auto"/>
+        <w:ind w:left="720"/>
+      </w:pPr>
+      <w:r>
+        <w:rPr>
+          <w:lang w:val="fr_FR" w:bidi="fr_FR"/>
+        </w:rPr>
+      </w:r>
+      <w:r>
+        <w:rPr>
+          <w:lang w:val="fr_FR" w:bidi="fr_FR"/>
+        </w:rPr>
+        <w:t>Esther 8.2</w:t>
+      </w:r>
     </w:p>
     <w:p>
       <w:pPr>
@@ -9595,114 +9571,84 @@
           <w:lang w:val="fr_FR" w:bidi="fr_FR"/>
         </w:rPr>
       </w:r>
-      <w:hyperlink r:id="rId17">
-        <w:r>
-          <w:rPr>
-            <w:lang w:val="fr_FR" w:bidi="fr_FR"/>
-          </w:rPr>
-          <w:rPr>
-            <w:color w:val="0000EE"/>
-            <w:u w:val="single"/>
-          </w:rPr>
-          <w:t>2 Rois 24.14</w:t>
-        </w:r>
-      </w:hyperlink>
-    </w:p>
-    <w:p>
-      <w:pPr>
-        <w:pStyle w:val="ListBullet"/>
-        <w:spacing w:line="240" w:lineRule="auto"/>
-        <w:ind w:left="720"/>
-      </w:pPr>
-      <w:r>
-        <w:rPr>
-          <w:lang w:val="fr_FR" w:bidi="fr_FR"/>
-        </w:rPr>
-      </w:r>
-      <w:hyperlink r:id="rId18">
-        <w:r>
-          <w:rPr>
-            <w:lang w:val="fr_FR" w:bidi="fr_FR"/>
-          </w:rPr>
-          <w:rPr>
-            <w:color w:val="0000EE"/>
-            <w:u w:val="single"/>
-          </w:rPr>
-          <w:t>Daniel 2.25–26</w:t>
-        </w:r>
-      </w:hyperlink>
-    </w:p>
-    <w:p>
-      <w:pPr>
-        <w:pStyle w:val="ListBullet"/>
-        <w:spacing w:line="240" w:lineRule="auto"/>
-        <w:ind w:left="720"/>
-      </w:pPr>
-      <w:r>
-        <w:rPr>
-          <w:lang w:val="fr_FR" w:bidi="fr_FR"/>
-        </w:rPr>
-      </w:r>
-      <w:hyperlink r:id="rId19">
-        <w:r>
-          <w:rPr>
-            <w:lang w:val="fr_FR" w:bidi="fr_FR"/>
-          </w:rPr>
-          <w:rPr>
-            <w:color w:val="0000EE"/>
-            <w:u w:val="single"/>
-          </w:rPr>
-          <w:t>Ézéchiel 1.1–3</w:t>
-        </w:r>
-      </w:hyperlink>
-    </w:p>
-    <w:p>
-      <w:pPr>
-        <w:pStyle w:val="ListBullet"/>
-        <w:spacing w:line="240" w:lineRule="auto"/>
-        <w:ind w:left="720"/>
-      </w:pPr>
-      <w:r>
-        <w:rPr>
-          <w:lang w:val="fr_FR" w:bidi="fr_FR"/>
-        </w:rPr>
-      </w:r>
-      <w:hyperlink r:id="rId20">
-        <w:r>
-          <w:rPr>
-            <w:lang w:val="fr_FR" w:bidi="fr_FR"/>
-          </w:rPr>
-          <w:rPr>
-            <w:color w:val="0000EE"/>
-            <w:u w:val="single"/>
-          </w:rPr>
-          <w:t>Ésaïe 20.4</w:t>
-        </w:r>
-      </w:hyperlink>
-    </w:p>
-    <w:p>
-      <w:pPr>
-        <w:pStyle w:val="ListBullet"/>
-        <w:spacing w:line="240" w:lineRule="auto"/>
-        <w:ind w:left="720"/>
-      </w:pPr>
-      <w:r>
-        <w:rPr>
-          <w:lang w:val="fr_FR" w:bidi="fr_FR"/>
-        </w:rPr>
-      </w:r>
-      <w:hyperlink r:id="rId21">
-        <w:r>
-          <w:rPr>
-            <w:lang w:val="fr_FR" w:bidi="fr_FR"/>
-          </w:rPr>
-          <w:rPr>
-            <w:color w:val="0000EE"/>
-            <w:u w:val="single"/>
-          </w:rPr>
-          <w:t>Jérémie 29.1–3</w:t>
-        </w:r>
-      </w:hyperlink>
+      <w:r>
+        <w:rPr>
+          <w:lang w:val="fr_FR" w:bidi="fr_FR"/>
+        </w:rPr>
+        <w:t>2 Rois 24.14</w:t>
+      </w:r>
+    </w:p>
+    <w:p>
+      <w:pPr>
+        <w:pStyle w:val="ListBullet"/>
+        <w:spacing w:line="240" w:lineRule="auto"/>
+        <w:ind w:left="720"/>
+      </w:pPr>
+      <w:r>
+        <w:rPr>
+          <w:lang w:val="fr_FR" w:bidi="fr_FR"/>
+        </w:rPr>
+      </w:r>
+      <w:r>
+        <w:rPr>
+          <w:lang w:val="fr_FR" w:bidi="fr_FR"/>
+        </w:rPr>
+        <w:t>Daniel 2.25–26</w:t>
+      </w:r>
+    </w:p>
+    <w:p>
+      <w:pPr>
+        <w:pStyle w:val="ListBullet"/>
+        <w:spacing w:line="240" w:lineRule="auto"/>
+        <w:ind w:left="720"/>
+      </w:pPr>
+      <w:r>
+        <w:rPr>
+          <w:lang w:val="fr_FR" w:bidi="fr_FR"/>
+        </w:rPr>
+      </w:r>
+      <w:r>
+        <w:rPr>
+          <w:lang w:val="fr_FR" w:bidi="fr_FR"/>
+        </w:rPr>
+        <w:t>Ézéchiel 1.1–3</w:t>
+      </w:r>
+    </w:p>
+    <w:p>
+      <w:pPr>
+        <w:pStyle w:val="ListBullet"/>
+        <w:spacing w:line="240" w:lineRule="auto"/>
+        <w:ind w:left="720"/>
+      </w:pPr>
+      <w:r>
+        <w:rPr>
+          <w:lang w:val="fr_FR" w:bidi="fr_FR"/>
+        </w:rPr>
+      </w:r>
+      <w:r>
+        <w:rPr>
+          <w:lang w:val="fr_FR" w:bidi="fr_FR"/>
+        </w:rPr>
+        <w:t>Ésaïe 20.4</w:t>
+      </w:r>
+    </w:p>
+    <w:p>
+      <w:pPr>
+        <w:pStyle w:val="ListBullet"/>
+        <w:spacing w:line="240" w:lineRule="auto"/>
+        <w:ind w:left="720"/>
+      </w:pPr>
+      <w:r>
+        <w:rPr>
+          <w:lang w:val="fr_FR" w:bidi="fr_FR"/>
+        </w:rPr>
+      </w:r>
+      <w:r>
+        <w:rPr>
+          <w:lang w:val="fr_FR" w:bidi="fr_FR"/>
+        </w:rPr>
+        <w:t>Jérémie 29.1–3</w:t>
+      </w:r>
     </w:p>
     <w:p>
       <w:pPr>
@@ -10358,42 +10304,30 @@
           <w:lang w:val="fr_FR" w:bidi="fr_FR"/>
         </w:rPr>
       </w:r>
-      <w:hyperlink r:id="rId22">
-        <w:r>
-          <w:rPr>
-            <w:lang w:val="fr_FR" w:bidi="fr_FR"/>
-          </w:rPr>
-          <w:rPr>
-            <w:color w:val="0000EE"/>
-            <w:u w:val="single"/>
-          </w:rPr>
-          <w:t>Ézéchiel 1.3</w:t>
-        </w:r>
-      </w:hyperlink>
-    </w:p>
-    <w:p>
-      <w:pPr>
-        <w:pStyle w:val="ListBullet"/>
-        <w:spacing w:line="240" w:lineRule="auto"/>
-        <w:ind w:left="720"/>
-      </w:pPr>
-      <w:r>
-        <w:rPr>
-          <w:lang w:val="fr_FR" w:bidi="fr_FR"/>
-        </w:rPr>
-      </w:r>
-      <w:hyperlink r:id="rId23">
-        <w:r>
-          <w:rPr>
-            <w:lang w:val="fr_FR" w:bidi="fr_FR"/>
-          </w:rPr>
-          <w:rPr>
-            <w:color w:val="0000EE"/>
-            <w:u w:val="single"/>
-          </w:rPr>
-          <w:t>Ézéchiel 24.24</w:t>
-        </w:r>
-      </w:hyperlink>
+      <w:r>
+        <w:rPr>
+          <w:lang w:val="fr_FR" w:bidi="fr_FR"/>
+        </w:rPr>
+        <w:t>Ézéchiel 1.3</w:t>
+      </w:r>
+    </w:p>
+    <w:p>
+      <w:pPr>
+        <w:pStyle w:val="ListBullet"/>
+        <w:spacing w:line="240" w:lineRule="auto"/>
+        <w:ind w:left="720"/>
+      </w:pPr>
+      <w:r>
+        <w:rPr>
+          <w:lang w:val="fr_FR" w:bidi="fr_FR"/>
+        </w:rPr>
+      </w:r>
+      <w:r>
+        <w:rPr>
+          <w:lang w:val="fr_FR" w:bidi="fr_FR"/>
+        </w:rPr>
+        <w:t>Ézéchiel 24.24</w:t>
+      </w:r>
     </w:p>
     <w:p>
       <w:pPr>

--- a/fra/docx/007.content.docx
+++ b/fra/docx/007.content.docx
@@ -6313,13 +6313,709 @@
         <w:rPr>
           <w:lang w:val="fr_FR" w:bidi="fr_FR"/>
         </w:rPr>
+        <w:t xml:space="preserve">, confidence, </w:t>
+      </w:r>
+      <w:r>
+        <w:rPr>
+          <w:lang w:val="fr_FR" w:bidi="fr_FR"/>
+        </w:rPr>
+        <w:t>bon</w:t>
+      </w:r>
+      <w:r>
+        <w:rPr>
+          <w:lang w:val="fr_FR" w:bidi="fr_FR"/>
+        </w:rPr>
+        <w:t xml:space="preserve">, obéïr, </w:t>
+      </w:r>
+      <w:r>
+        <w:rPr>
+          <w:lang w:val="fr_FR" w:bidi="fr_FR"/>
+        </w:rPr>
+        <w:t>confiance</w:t>
+      </w:r>
+      <w:r>
+        <w:rPr>
+          <w:lang w:val="fr_FR" w:bidi="fr_FR"/>
+        </w:rPr>
         <w:t xml:space="preserve">, </w:t>
       </w:r>
       <w:r>
         <w:rPr>
           <w:lang w:val="fr_FR" w:bidi="fr_FR"/>
         </w:rPr>
-        <w:t>confidence</w:t>
+        <w:t>parole de Dieu</w:t>
+      </w:r>
+      <w:r>
+        <w:rPr>
+          <w:lang w:val="fr_FR" w:bidi="fr_FR"/>
+        </w:rPr>
+        <w:t>)</w:t>
+      </w:r>
+      <w:r>
+        <w:rPr>
+          <w:lang w:val="fr_FR" w:bidi="fr_FR"/>
+        </w:rPr>
+      </w:r>
+      <w:r>
+        <w:rPr>
+          <w:lang w:val="fr_FR" w:bidi="fr_FR"/>
+        </w:rPr>
+      </w:r>
+    </w:p>
+    <w:p>
+      <w:pPr/>
+      <w:r>
+        <w:rPr>
+          <w:lang w:val="fr_FR" w:bidi="fr_FR"/>
+        </w:rPr>
+      </w:r>
+    </w:p>
+    <w:p>
+      <w:pPr>
+        <w:pStyle w:val="Heading2"/>
+      </w:pPr>
+      <w:r>
+        <w:rPr>
+          <w:lang w:val="fr_FR" w:bidi="fr_FR"/>
+        </w:rPr>
+        <w:t>Esprit</w:t>
+      </w:r>
+      <w:r>
+        <w:rPr>
+          <w:lang w:val="fr_FR" w:bidi="fr_FR"/>
+        </w:rPr>
+      </w:r>
+    </w:p>
+    <w:p>
+      <w:pPr>
+        <w:pStyle w:val="Heading3"/>
+      </w:pPr>
+      <w:r>
+        <w:rPr>
+          <w:lang w:val="fr_FR" w:bidi="fr_FR"/>
+        </w:rPr>
+        <w:t>Définition :</w:t>
+      </w:r>
+    </w:p>
+    <w:p>
+      <w:pPr/>
+      <w:r>
+        <w:rPr>
+          <w:lang w:val="fr_FR" w:bidi="fr_FR"/>
+        </w:rPr>
+      </w:r>
+      <w:r>
+        <w:rPr>
+          <w:lang w:val="fr_FR" w:bidi="fr_FR"/>
+        </w:rPr>
+        <w:t>Le terme "esprit" se réfère à la part spirituelle d'un être humain, le siège de la pensée et des idées, et le centre de la prise de décision.</w:t>
+      </w:r>
+    </w:p>
+    <w:p>
+      <w:pPr>
+        <w:pStyle w:val="ListBullet"/>
+        <w:spacing w:line="240" w:lineRule="auto"/>
+        <w:ind w:left="720"/>
+      </w:pPr>
+      <w:r>
+        <w:rPr>
+          <w:lang w:val="fr_FR" w:bidi="fr_FR"/>
+        </w:rPr>
+      </w:r>
+      <w:r>
+        <w:rPr>
+          <w:lang w:val="fr_FR" w:bidi="fr_FR"/>
+        </w:rPr>
+        <w:t>Le cerveau d'une personne est l'organe physique qui abrite l’esprit et la pensée.</w:t>
+      </w:r>
+    </w:p>
+    <w:p>
+      <w:pPr>
+        <w:pStyle w:val="ListBullet"/>
+        <w:spacing w:line="240" w:lineRule="auto"/>
+        <w:ind w:left="720"/>
+      </w:pPr>
+      <w:r>
+        <w:rPr>
+          <w:lang w:val="fr_FR" w:bidi="fr_FR"/>
+        </w:rPr>
+      </w:r>
+      <w:r>
+        <w:rPr>
+          <w:lang w:val="fr_FR" w:bidi="fr_FR"/>
+        </w:rPr>
+        <w:t>"L'esprit" de chaque personne est l'ensemble de ses pensées et raisonnements.</w:t>
+      </w:r>
+    </w:p>
+    <w:p>
+      <w:pPr>
+        <w:pStyle w:val="ListBullet"/>
+        <w:spacing w:line="240" w:lineRule="auto"/>
+        <w:ind w:left="720"/>
+      </w:pPr>
+      <w:r>
+        <w:rPr>
+          <w:lang w:val="fr_FR" w:bidi="fr_FR"/>
+        </w:rPr>
+      </w:r>
+      <w:r>
+        <w:rPr>
+          <w:lang w:val="fr_FR" w:bidi="fr_FR"/>
+        </w:rPr>
+        <w:t>L’expression, "avoir l'esprit du Christ" signifie penser et agir comme Jésus-Christ aurait pensé et agi. Cela signifie obéir à Dieu le Père, obéir aux enseignements du Christ, ayant reçu la possibilité de le faire grâce à la puissance du Saint-Esprit.</w:t>
+      </w:r>
+    </w:p>
+    <w:p>
+      <w:pPr>
+        <w:pStyle w:val="ListBullet"/>
+        <w:spacing w:line="240" w:lineRule="auto"/>
+        <w:ind w:left="720"/>
+      </w:pPr>
+      <w:r>
+        <w:rPr>
+          <w:lang w:val="fr_FR" w:bidi="fr_FR"/>
+        </w:rPr>
+      </w:r>
+      <w:r>
+        <w:rPr>
+          <w:lang w:val="fr_FR" w:bidi="fr_FR"/>
+        </w:rPr>
+        <w:t>Quand quelqu'un "change d'avis", cela signifie qu'il prend une décision différente ou a une opinion différente de celle qu'il avait auparavant.</w:t>
+      </w:r>
+    </w:p>
+    <w:p>
+      <w:pPr>
+        <w:pStyle w:val="Heading3"/>
+      </w:pPr>
+      <w:r>
+        <w:rPr>
+          <w:lang w:val="fr_FR" w:bidi="fr_FR"/>
+        </w:rPr>
+        <w:t>Suggestions pour la traduction</w:t>
+      </w:r>
+    </w:p>
+    <w:p>
+      <w:pPr>
+        <w:pStyle w:val="ListBullet"/>
+        <w:spacing w:line="240" w:lineRule="auto"/>
+        <w:ind w:left="720"/>
+      </w:pPr>
+      <w:r>
+        <w:rPr>
+          <w:lang w:val="fr_FR" w:bidi="fr_FR"/>
+        </w:rPr>
+      </w:r>
+      <w:r>
+        <w:rPr>
+          <w:lang w:val="fr_FR" w:bidi="fr_FR"/>
+        </w:rPr>
+        <w:t>Le terme "esprit" pourrait aussi être traduit par "pensée" ou "raisonnement" ou "intelligence".</w:t>
+      </w:r>
+    </w:p>
+    <w:p>
+      <w:pPr>
+        <w:pStyle w:val="ListBullet"/>
+        <w:spacing w:line="240" w:lineRule="auto"/>
+        <w:ind w:left="720"/>
+      </w:pPr>
+      <w:r>
+        <w:rPr>
+          <w:lang w:val="fr_FR" w:bidi="fr_FR"/>
+        </w:rPr>
+      </w:r>
+      <w:r>
+        <w:rPr>
+          <w:lang w:val="fr_FR" w:bidi="fr_FR"/>
+        </w:rPr>
+        <w:t>"Garder à l'esprit" pourrait être traduit comme "se souvenir" ou "prêter attention à" ou "être conscient de" ou "ne pas oublier".</w:t>
+      </w:r>
+    </w:p>
+    <w:p>
+      <w:pPr>
+        <w:pStyle w:val="ListBullet"/>
+        <w:spacing w:line="240" w:lineRule="auto"/>
+        <w:ind w:left="720"/>
+      </w:pPr>
+      <w:r>
+        <w:rPr>
+          <w:lang w:val="fr_FR" w:bidi="fr_FR"/>
+        </w:rPr>
+      </w:r>
+      <w:r>
+        <w:rPr>
+          <w:lang w:val="fr_FR" w:bidi="fr_FR"/>
+        </w:rPr>
+        <w:t>L'expression, "cœur, âme et esprit", pourrait aussi être traduite comme, "ce que vous ressentez, ce que vous croyez et ce que vous pensez".</w:t>
+      </w:r>
+    </w:p>
+    <w:p>
+      <w:pPr>
+        <w:pStyle w:val="ListBullet"/>
+        <w:spacing w:line="240" w:lineRule="auto"/>
+        <w:ind w:left="720"/>
+      </w:pPr>
+      <w:r>
+        <w:rPr>
+          <w:lang w:val="fr_FR" w:bidi="fr_FR"/>
+        </w:rPr>
+      </w:r>
+      <w:r>
+        <w:rPr>
+          <w:lang w:val="fr_FR" w:bidi="fr_FR"/>
+        </w:rPr>
+        <w:t>L’expression "rappeler à l’esprit" pourrait se traduire par "se souvenir" ou "réfléchir".</w:t>
+      </w:r>
+    </w:p>
+    <w:p>
+      <w:pPr>
+        <w:pStyle w:val="ListBullet"/>
+        <w:spacing w:line="240" w:lineRule="auto"/>
+        <w:ind w:left="720"/>
+      </w:pPr>
+      <w:r>
+        <w:rPr>
+          <w:lang w:val="fr_FR" w:bidi="fr_FR"/>
+        </w:rPr>
+      </w:r>
+      <w:r>
+        <w:rPr>
+          <w:lang w:val="fr_FR" w:bidi="fr_FR"/>
+        </w:rPr>
+        <w:t>L’expression, "il a changé d’avis et est allé, pourrait aussi être traduite par, "a changé d’idée"et il est parti" ou "a décidé d’aller après tout".</w:t>
+      </w:r>
+    </w:p>
+    <w:p>
+      <w:pPr/>
+      <w:r>
+        <w:rPr>
+          <w:lang w:val="fr_FR" w:bidi="fr_FR"/>
+        </w:rPr>
+      </w:r>
+      <w:r>
+        <w:rPr>
+          <w:lang w:val="fr_FR" w:bidi="fr_FR"/>
+        </w:rPr>
+        <w:t xml:space="preserve">(Voir aussi : </w:t>
+      </w:r>
+      <w:r>
+        <w:rPr>
+          <w:lang w:val="fr_FR" w:bidi="fr_FR"/>
+        </w:rPr>
+        <w:t>croire</w:t>
+      </w:r>
+      <w:r>
+        <w:rPr>
+          <w:lang w:val="fr_FR" w:bidi="fr_FR"/>
+        </w:rPr>
+        <w:t xml:space="preserve">, coeur, </w:t>
+      </w:r>
+      <w:r>
+        <w:rPr>
+          <w:lang w:val="fr_FR" w:bidi="fr_FR"/>
+        </w:rPr>
+        <w:t>âme</w:t>
+      </w:r>
+      <w:r>
+        <w:rPr>
+          <w:lang w:val="fr_FR" w:bidi="fr_FR"/>
+        </w:rPr>
+        <w:t>)</w:t>
+      </w:r>
+      <w:r>
+        <w:rPr>
+          <w:lang w:val="fr_FR" w:bidi="fr_FR"/>
+        </w:rPr>
+      </w:r>
+      <w:r>
+        <w:rPr>
+          <w:lang w:val="fr_FR" w:bidi="fr_FR"/>
+        </w:rPr>
+      </w:r>
+    </w:p>
+    <w:p>
+      <w:pPr/>
+      <w:r>
+        <w:rPr>
+          <w:lang w:val="fr_FR" w:bidi="fr_FR"/>
+        </w:rPr>
+      </w:r>
+    </w:p>
+    <w:p>
+      <w:pPr>
+        <w:pStyle w:val="Heading2"/>
+      </w:pPr>
+      <w:r>
+        <w:rPr>
+          <w:lang w:val="fr_FR" w:bidi="fr_FR"/>
+        </w:rPr>
+        <w:t>Esprit</w:t>
+      </w:r>
+      <w:r>
+        <w:rPr>
+          <w:lang w:val="fr_FR" w:bidi="fr_FR"/>
+        </w:rPr>
+      </w:r>
+    </w:p>
+    <w:p>
+      <w:pPr>
+        <w:pStyle w:val="Heading3"/>
+      </w:pPr>
+      <w:r>
+        <w:rPr>
+          <w:lang w:val="fr_FR" w:bidi="fr_FR"/>
+        </w:rPr>
+        <w:t>Définition :</w:t>
+      </w:r>
+    </w:p>
+    <w:p>
+      <w:pPr/>
+      <w:r>
+        <w:rPr>
+          <w:lang w:val="fr_FR" w:bidi="fr_FR"/>
+        </w:rPr>
+      </w:r>
+      <w:r>
+        <w:rPr>
+          <w:lang w:val="fr_FR" w:bidi="fr_FR"/>
+        </w:rPr>
+        <w:t>Le terme "esprit" fait référence à la partie des personnes qui n'est pas physique et ne peut pas être vue. Quand une personne meurt, son esprit quitte son corps. Le mot "Esprit" peut aussi désigner une attitude ou un état émotionnel.</w:t>
+      </w:r>
+    </w:p>
+    <w:p>
+      <w:pPr>
+        <w:pStyle w:val="ListBullet"/>
+        <w:spacing w:line="240" w:lineRule="auto"/>
+        <w:ind w:left="720"/>
+      </w:pPr>
+      <w:r>
+        <w:rPr>
+          <w:lang w:val="fr_FR" w:bidi="fr_FR"/>
+        </w:rPr>
+      </w:r>
+      <w:r>
+        <w:rPr>
+          <w:lang w:val="fr_FR" w:bidi="fr_FR"/>
+        </w:rPr>
+        <w:t>Le terme "esprit" peut se référer à un être qui n'a pas un corps physique, en particulier un mauvais esprit.</w:t>
+      </w:r>
+    </w:p>
+    <w:p>
+      <w:pPr>
+        <w:pStyle w:val="ListBullet"/>
+        <w:spacing w:line="240" w:lineRule="auto"/>
+        <w:ind w:left="720"/>
+      </w:pPr>
+      <w:r>
+        <w:rPr>
+          <w:lang w:val="fr_FR" w:bidi="fr_FR"/>
+        </w:rPr>
+      </w:r>
+      <w:r>
+        <w:rPr>
+          <w:lang w:val="fr_FR" w:bidi="fr_FR"/>
+        </w:rPr>
+        <w:t>L'esprit d'une personne est la partie de son être qui peut connaître Dieu et croire en lui.</w:t>
+      </w:r>
+    </w:p>
+    <w:p>
+      <w:pPr>
+        <w:pStyle w:val="ListBullet"/>
+        <w:spacing w:line="240" w:lineRule="auto"/>
+        <w:ind w:left="720"/>
+      </w:pPr>
+      <w:r>
+        <w:rPr>
+          <w:lang w:val="fr_FR" w:bidi="fr_FR"/>
+        </w:rPr>
+      </w:r>
+      <w:r>
+        <w:rPr>
+          <w:lang w:val="fr_FR" w:bidi="fr_FR"/>
+        </w:rPr>
+        <w:t>En général, le terme "spirituel" décrit quelque chose dans le monde non-physique.</w:t>
+      </w:r>
+    </w:p>
+    <w:p>
+      <w:pPr>
+        <w:pStyle w:val="ListBullet"/>
+        <w:spacing w:line="240" w:lineRule="auto"/>
+        <w:ind w:left="720"/>
+      </w:pPr>
+      <w:r>
+        <w:rPr>
+          <w:lang w:val="fr_FR" w:bidi="fr_FR"/>
+        </w:rPr>
+      </w:r>
+      <w:r>
+        <w:rPr>
+          <w:lang w:val="fr_FR" w:bidi="fr_FR"/>
+        </w:rPr>
+        <w:t>Dans la Bible, le terme "spirituel" se réfère en particulier à tout ce qui se rapporte à Dieu, notamment à l'Esprit Saint.</w:t>
+      </w:r>
+    </w:p>
+    <w:p>
+      <w:pPr>
+        <w:pStyle w:val="ListBullet"/>
+        <w:spacing w:line="240" w:lineRule="auto"/>
+        <w:ind w:left="720"/>
+      </w:pPr>
+      <w:r>
+        <w:rPr>
+          <w:lang w:val="fr_FR" w:bidi="fr_FR"/>
+        </w:rPr>
+      </w:r>
+      <w:r>
+        <w:rPr>
+          <w:lang w:val="fr_FR" w:bidi="fr_FR"/>
+        </w:rPr>
+        <w:t>Par exemple, "la nourriture spirituelle" fait référence aux enseignements de Dieu, qui nourrissent l'esprit d'une personne, et la "sagesse spirituelle" fait référence à la connaissance et au comportement droit qui proviennent de la puissance du Saint-Esprit.</w:t>
+      </w:r>
+    </w:p>
+    <w:p>
+      <w:pPr>
+        <w:pStyle w:val="ListBullet"/>
+        <w:spacing w:line="240" w:lineRule="auto"/>
+        <w:ind w:left="720"/>
+      </w:pPr>
+      <w:r>
+        <w:rPr>
+          <w:lang w:val="fr_FR" w:bidi="fr_FR"/>
+        </w:rPr>
+      </w:r>
+      <w:r>
+        <w:rPr>
+          <w:lang w:val="fr_FR" w:bidi="fr_FR"/>
+        </w:rPr>
+        <w:t>Dieu est un "esprit" et il a créé d'autres êtres "spirituels" qui ne disposent pas des corps physiques.</w:t>
+      </w:r>
+    </w:p>
+    <w:p>
+      <w:pPr>
+        <w:pStyle w:val="ListBullet"/>
+        <w:spacing w:line="240" w:lineRule="auto"/>
+        <w:ind w:left="720"/>
+      </w:pPr>
+      <w:r>
+        <w:rPr>
+          <w:lang w:val="fr_FR" w:bidi="fr_FR"/>
+        </w:rPr>
+      </w:r>
+      <w:r>
+        <w:rPr>
+          <w:lang w:val="fr_FR" w:bidi="fr_FR"/>
+        </w:rPr>
+        <w:t>Les anges sont des êtres "spirituels", y compris ceux qui se sont rebellés contre Dieu et sont devenus de mauvais "esprits".</w:t>
+      </w:r>
+    </w:p>
+    <w:p>
+      <w:pPr>
+        <w:pStyle w:val="ListBullet"/>
+        <w:spacing w:line="240" w:lineRule="auto"/>
+        <w:ind w:left="720"/>
+      </w:pPr>
+      <w:r>
+        <w:rPr>
+          <w:lang w:val="fr_FR" w:bidi="fr_FR"/>
+        </w:rPr>
+      </w:r>
+      <w:r>
+        <w:rPr>
+          <w:lang w:val="fr_FR" w:bidi="fr_FR"/>
+        </w:rPr>
+        <w:t>Le terme, "esprit de", peut signifier "qui a les caractéristiques de", comme dans "l'esprit de sagesse" ou dans "l'esprit d'Élie".</w:t>
+      </w:r>
+    </w:p>
+    <w:p>
+      <w:pPr>
+        <w:pStyle w:val="ListBullet"/>
+        <w:spacing w:line="240" w:lineRule="auto"/>
+        <w:ind w:left="720"/>
+      </w:pPr>
+      <w:r>
+        <w:rPr>
+          <w:lang w:val="fr_FR" w:bidi="fr_FR"/>
+        </w:rPr>
+      </w:r>
+      <w:r>
+        <w:rPr>
+          <w:lang w:val="fr_FR" w:bidi="fr_FR"/>
+        </w:rPr>
+        <w:t>Des exemples d'"esprit" en tant qu'attitude ou émotion comprennent "l'esprit de peur" et " l'esprit de jalousie".</w:t>
+      </w:r>
+    </w:p>
+    <w:p>
+      <w:pPr>
+        <w:pStyle w:val="Heading3"/>
+      </w:pPr>
+      <w:r>
+        <w:rPr>
+          <w:lang w:val="fr_FR" w:bidi="fr_FR"/>
+        </w:rPr>
+        <w:t>Suggestions pour la traduction :</w:t>
+      </w:r>
+    </w:p>
+    <w:p>
+      <w:pPr>
+        <w:pStyle w:val="ListBullet"/>
+        <w:spacing w:line="240" w:lineRule="auto"/>
+        <w:ind w:left="720"/>
+      </w:pPr>
+      <w:r>
+        <w:rPr>
+          <w:lang w:val="fr_FR" w:bidi="fr_FR"/>
+        </w:rPr>
+      </w:r>
+      <w:r>
+        <w:rPr>
+          <w:lang w:val="fr_FR" w:bidi="fr_FR"/>
+        </w:rPr>
+        <w:t>En fonction du contexte, les façons de traduire le terme "esprit" pourraient être, "être non-physique" ou "partie intérieure" ou "être intérieur".</w:t>
+      </w:r>
+    </w:p>
+    <w:p>
+      <w:pPr>
+        <w:pStyle w:val="ListBullet"/>
+        <w:spacing w:line="240" w:lineRule="auto"/>
+        <w:ind w:left="720"/>
+      </w:pPr>
+      <w:r>
+        <w:rPr>
+          <w:lang w:val="fr_FR" w:bidi="fr_FR"/>
+        </w:rPr>
+      </w:r>
+      <w:r>
+        <w:rPr>
+          <w:lang w:val="fr_FR" w:bidi="fr_FR"/>
+        </w:rPr>
+        <w:t>Dans certains contextes, le terme "esprit" pourrait être traduit par "mauvais esprit" ou "mauvais être spirituel".</w:t>
+      </w:r>
+    </w:p>
+    <w:p>
+      <w:pPr>
+        <w:pStyle w:val="ListBullet"/>
+        <w:spacing w:line="240" w:lineRule="auto"/>
+        <w:ind w:left="720"/>
+      </w:pPr>
+      <w:r>
+        <w:rPr>
+          <w:lang w:val="fr_FR" w:bidi="fr_FR"/>
+        </w:rPr>
+      </w:r>
+      <w:r>
+        <w:rPr>
+          <w:lang w:val="fr_FR" w:bidi="fr_FR"/>
+        </w:rPr>
+        <w:t>Parfois, le terme "esprit" est utilisé pour exprimer les sentiments d'une personne, comme dans "mon esprit était affligé dans mon être le plus profond". Cela pourrait aussi se traduire par, "je me sentais affligé dans mon esprit" ou "je me sentais profondément affligé".</w:t>
+      </w:r>
+    </w:p>
+    <w:p>
+      <w:pPr>
+        <w:pStyle w:val="ListBullet"/>
+        <w:spacing w:line="240" w:lineRule="auto"/>
+        <w:ind w:left="720"/>
+      </w:pPr>
+      <w:r>
+        <w:rPr>
+          <w:lang w:val="fr_FR" w:bidi="fr_FR"/>
+        </w:rPr>
+      </w:r>
+      <w:r>
+        <w:rPr>
+          <w:lang w:val="fr_FR" w:bidi="fr_FR"/>
+        </w:rPr>
+        <w:t>L'expression, "l'esprit de", pourrait être traduite par, "le caractère de" ou "influence".</w:t>
+      </w:r>
+    </w:p>
+    <w:p>
+      <w:pPr>
+        <w:pStyle w:val="ListBullet"/>
+        <w:spacing w:line="240" w:lineRule="auto"/>
+        <w:ind w:left="720"/>
+      </w:pPr>
+      <w:r>
+        <w:rPr>
+          <w:lang w:val="fr_FR" w:bidi="fr_FR"/>
+        </w:rPr>
+      </w:r>
+      <w:r>
+        <w:rPr>
+          <w:lang w:val="fr_FR" w:bidi="fr_FR"/>
+        </w:rPr>
+        <w:t>Selon le contexte, le terme "spirituel" pourrait être traduit par "non-physique" ou "du Saint-Esprit" ou "venant de Dieu" ou "partie du monde non physique".</w:t>
+      </w:r>
+    </w:p>
+    <w:p>
+      <w:pPr>
+        <w:pStyle w:val="ListBullet"/>
+        <w:spacing w:line="240" w:lineRule="auto"/>
+        <w:ind w:left="720"/>
+      </w:pPr>
+      <w:r>
+        <w:rPr>
+          <w:lang w:val="fr_FR" w:bidi="fr_FR"/>
+        </w:rPr>
+      </w:r>
+      <w:r>
+        <w:rPr>
+          <w:lang w:val="fr_FR" w:bidi="fr_FR"/>
+        </w:rPr>
+        <w:t>L'expression "maturité spirituelle" pourrait être traduite par, "comportement pieux qui montre l'obéissance au Saint-Esprit".</w:t>
+      </w:r>
+    </w:p>
+    <w:p>
+      <w:pPr>
+        <w:pStyle w:val="ListBullet"/>
+        <w:spacing w:line="240" w:lineRule="auto"/>
+        <w:ind w:left="720"/>
+      </w:pPr>
+      <w:r>
+        <w:rPr>
+          <w:lang w:val="fr_FR" w:bidi="fr_FR"/>
+        </w:rPr>
+      </w:r>
+      <w:r>
+        <w:rPr>
+          <w:lang w:val="fr_FR" w:bidi="fr_FR"/>
+        </w:rPr>
+        <w:t>L'expression figurée "lait spirituel" pourrait également être traduite par, "les enseignements de base de Dieu" ou "les enseignements de Dieu qui nourrissent l'esprit".</w:t>
+      </w:r>
+    </w:p>
+    <w:p>
+      <w:pPr>
+        <w:pStyle w:val="ListBullet"/>
+        <w:spacing w:line="240" w:lineRule="auto"/>
+        <w:ind w:left="720"/>
+      </w:pPr>
+      <w:r>
+        <w:rPr>
+          <w:lang w:val="fr_FR" w:bidi="fr_FR"/>
+        </w:rPr>
+      </w:r>
+      <w:r>
+        <w:rPr>
+          <w:lang w:val="fr_FR" w:bidi="fr_FR"/>
+        </w:rPr>
+        <w:t>Le terme "don spirituel" pourrait être traduit par, "capacité spéciale que le Saint-Esprit donne".</w:t>
+      </w:r>
+    </w:p>
+    <w:p>
+      <w:pPr/>
+      <w:r>
+        <w:rPr>
+          <w:lang w:val="fr_FR" w:bidi="fr_FR"/>
+        </w:rPr>
+      </w:r>
+      <w:r>
+        <w:rPr>
+          <w:lang w:val="fr_FR" w:bidi="fr_FR"/>
+        </w:rPr>
+        <w:t xml:space="preserve">(Voir aussi : </w:t>
+      </w:r>
+      <w:r>
+        <w:rPr>
+          <w:lang w:val="fr_FR" w:bidi="fr_FR"/>
+        </w:rPr>
+        <w:t>ange</w:t>
       </w:r>
       <w:r>
         <w:rPr>
@@ -6331,7 +7027,7 @@
         <w:rPr>
           <w:lang w:val="fr_FR" w:bidi="fr_FR"/>
         </w:rPr>
-        <w:t>bon</w:t>
+        <w:t>démon</w:t>
       </w:r>
       <w:r>
         <w:rPr>
@@ -6343,7 +7039,7 @@
         <w:rPr>
           <w:lang w:val="fr_FR" w:bidi="fr_FR"/>
         </w:rPr>
-        <w:t>obéïr</w:t>
+        <w:t>Saint-Esprit</w:t>
       </w:r>
       <w:r>
         <w:rPr>
@@ -6355,7 +7051,358 @@
         <w:rPr>
           <w:lang w:val="fr_FR" w:bidi="fr_FR"/>
         </w:rPr>
-        <w:t>confiance</w:t>
+        <w:t>âme</w:t>
+      </w:r>
+      <w:r>
+        <w:rPr>
+          <w:lang w:val="fr_FR" w:bidi="fr_FR"/>
+        </w:rPr>
+        <w:t>)</w:t>
+      </w:r>
+      <w:r>
+        <w:rPr>
+          <w:lang w:val="fr_FR" w:bidi="fr_FR"/>
+        </w:rPr>
+      </w:r>
+      <w:r>
+        <w:rPr>
+          <w:lang w:val="fr_FR" w:bidi="fr_FR"/>
+        </w:rPr>
+      </w:r>
+    </w:p>
+    <w:p>
+      <w:pPr/>
+      <w:r>
+        <w:rPr>
+          <w:lang w:val="fr_FR" w:bidi="fr_FR"/>
+        </w:rPr>
+      </w:r>
+    </w:p>
+    <w:p>
+      <w:pPr>
+        <w:pStyle w:val="Heading2"/>
+      </w:pPr>
+      <w:r>
+        <w:rPr>
+          <w:lang w:val="fr_FR" w:bidi="fr_FR"/>
+        </w:rPr>
+        <w:t>Essuyer</w:t>
+      </w:r>
+      <w:r>
+        <w:rPr>
+          <w:lang w:val="fr_FR" w:bidi="fr_FR"/>
+        </w:rPr>
+      </w:r>
+    </w:p>
+    <w:p>
+      <w:pPr>
+        <w:pStyle w:val="Heading3"/>
+      </w:pPr>
+      <w:r>
+        <w:rPr>
+          <w:lang w:val="fr_FR" w:bidi="fr_FR"/>
+        </w:rPr>
+        <w:t>Définition :</w:t>
+      </w:r>
+    </w:p>
+    <w:p>
+      <w:pPr/>
+      <w:r>
+        <w:rPr>
+          <w:lang w:val="fr_FR" w:bidi="fr_FR"/>
+        </w:rPr>
+      </w:r>
+      <w:r>
+        <w:rPr>
+          <w:lang w:val="fr_FR" w:bidi="fr_FR"/>
+        </w:rPr>
+        <w:t>Les termes «effacer» et «essuyer» sont des idiomes qui signifient: supprimer complètement ou de détruire quelque chose ou quelqu'un.</w:t>
+      </w:r>
+    </w:p>
+    <w:p>
+      <w:pPr>
+        <w:pStyle w:val="ListBullet"/>
+        <w:spacing w:line="240" w:lineRule="auto"/>
+        <w:ind w:left="720"/>
+      </w:pPr>
+      <w:r>
+        <w:rPr>
+          <w:lang w:val="fr_FR" w:bidi="fr_FR"/>
+        </w:rPr>
+      </w:r>
+      <w:r>
+        <w:rPr>
+          <w:lang w:val="fr_FR" w:bidi="fr_FR"/>
+        </w:rPr>
+        <w:t>Ces idiomes peuvent être utilisés dans un sens positif, comme quand Dieu "efface" des péchés en les pardonnant et en choisissant de ne pas s'en souvenir.</w:t>
+      </w:r>
+    </w:p>
+    <w:p>
+      <w:pPr>
+        <w:pStyle w:val="ListBullet"/>
+        <w:spacing w:line="240" w:lineRule="auto"/>
+        <w:ind w:left="720"/>
+      </w:pPr>
+      <w:r>
+        <w:rPr>
+          <w:lang w:val="fr_FR" w:bidi="fr_FR"/>
+        </w:rPr>
+      </w:r>
+      <w:r>
+        <w:rPr>
+          <w:lang w:val="fr_FR" w:bidi="fr_FR"/>
+        </w:rPr>
+        <w:t>Il est également souvent utilisé dans un sens négatif, comme quand Dieu "efface" ou "essuye" un groupe de personnes, en les détruisant à cause de leur péché.</w:t>
+      </w:r>
+    </w:p>
+    <w:p>
+      <w:pPr>
+        <w:pStyle w:val="ListBullet"/>
+        <w:spacing w:line="240" w:lineRule="auto"/>
+        <w:ind w:left="720"/>
+      </w:pPr>
+      <w:r>
+        <w:rPr>
+          <w:lang w:val="fr_FR" w:bidi="fr_FR"/>
+        </w:rPr>
+      </w:r>
+      <w:r>
+        <w:rPr>
+          <w:lang w:val="fr_FR" w:bidi="fr_FR"/>
+        </w:rPr>
+        <w:t>La Bible parle du nom d'une personne qui sera "effacé" ou "essuyeer" du livre de la vie, ce qui signifie que la personne ne recevra pas la vie éternelle.</w:t>
+      </w:r>
+    </w:p>
+    <w:p>
+      <w:pPr>
+        <w:pStyle w:val="Heading3"/>
+      </w:pPr>
+      <w:r>
+        <w:rPr>
+          <w:lang w:val="fr_FR" w:bidi="fr_FR"/>
+        </w:rPr>
+        <w:t>Suggestion de traduction</w:t>
+      </w:r>
+    </w:p>
+    <w:p>
+      <w:pPr>
+        <w:pStyle w:val="ListBullet"/>
+        <w:spacing w:line="240" w:lineRule="auto"/>
+        <w:ind w:left="720"/>
+      </w:pPr>
+      <w:r>
+        <w:rPr>
+          <w:lang w:val="fr_FR" w:bidi="fr_FR"/>
+        </w:rPr>
+      </w:r>
+      <w:r>
+        <w:rPr>
+          <w:lang w:val="fr_FR" w:bidi="fr_FR"/>
+        </w:rPr>
+        <w:t>Selon le contexte, ces idiomes pourraient être traduits comme «se débarrasser de» ou «supprimer» ou «détruire complètement» ou «supprimer complètement*"</w:t>
+      </w:r>
+    </w:p>
+    <w:p>
+      <w:pPr/>
+      <w:r>
+        <w:rPr>
+          <w:lang w:val="fr_FR" w:bidi="fr_FR"/>
+        </w:rPr>
+      </w:r>
+      <w:r>
+        <w:rPr>
+          <w:lang w:val="fr_FR" w:bidi="fr_FR"/>
+        </w:rPr>
+        <w:t>Lorsqu'on se réfère à l'effacement du nom de quelqu'un du livre de vie, cela pourrait être traduit comme «retirer» ou «effacer».</w:t>
+      </w:r>
+      <w:r>
+        <w:rPr>
+          <w:lang w:val="fr_FR" w:bidi="fr_FR"/>
+        </w:rPr>
+      </w:r>
+      <w:r>
+        <w:rPr>
+          <w:lang w:val="fr_FR" w:bidi="fr_FR"/>
+        </w:rPr>
+      </w:r>
+    </w:p>
+    <w:p>
+      <w:pPr/>
+      <w:r>
+        <w:rPr>
+          <w:lang w:val="fr_FR" w:bidi="fr_FR"/>
+        </w:rPr>
+      </w:r>
+    </w:p>
+    <w:p>
+      <w:pPr>
+        <w:pStyle w:val="Heading2"/>
+      </w:pPr>
+      <w:r>
+        <w:rPr>
+          <w:lang w:val="fr_FR" w:bidi="fr_FR"/>
+        </w:rPr>
+        <w:t>Esther</w:t>
+      </w:r>
+      <w:r>
+        <w:rPr>
+          <w:lang w:val="fr_FR" w:bidi="fr_FR"/>
+        </w:rPr>
+      </w:r>
+    </w:p>
+    <w:p>
+      <w:pPr>
+        <w:pStyle w:val="Heading3"/>
+      </w:pPr>
+      <w:r>
+        <w:rPr>
+          <w:lang w:val="fr_FR" w:bidi="fr_FR"/>
+        </w:rPr>
+        <w:t>Informations sur la personne</w:t>
+      </w:r>
+    </w:p>
+    <w:p>
+      <w:pPr/>
+      <w:r>
+        <w:rPr>
+          <w:lang w:val="fr_FR" w:bidi="fr_FR"/>
+        </w:rPr>
+      </w:r>
+      <w:r>
+        <w:rPr>
+          <w:lang w:val="fr_FR" w:bidi="fr_FR"/>
+        </w:rPr>
+        <w:t>Esther est une femme juive qui est devenue reine du royaume de Perse à l'époque de la captivité des Juifs à Babylone. Son nom perse est « Esther » ; son nom hébraïque « Hadassa ».</w:t>
+      </w:r>
+    </w:p>
+    <w:p>
+      <w:pPr>
+        <w:pStyle w:val="ListBullet"/>
+        <w:spacing w:line="240" w:lineRule="auto"/>
+        <w:ind w:left="720"/>
+      </w:pPr>
+      <w:r>
+        <w:rPr>
+          <w:lang w:val="fr_FR" w:bidi="fr_FR"/>
+        </w:rPr>
+      </w:r>
+      <w:r>
+        <w:rPr>
+          <w:lang w:val="fr_FR" w:bidi="fr_FR"/>
+        </w:rPr>
+        <w:t>Le livre d'Esther raconte son histoire : comment elle est devenue la femme du roi de Perse, Assuérus, comment elle est devenue reine de Perse et comment Dieu l'a utilisée pour sauver son peuple.</w:t>
+      </w:r>
+    </w:p>
+    <w:p>
+      <w:pPr>
+        <w:pStyle w:val="ListBullet"/>
+        <w:spacing w:line="240" w:lineRule="auto"/>
+        <w:ind w:left="720"/>
+      </w:pPr>
+      <w:r>
+        <w:rPr>
+          <w:lang w:val="fr_FR" w:bidi="fr_FR"/>
+        </w:rPr>
+      </w:r>
+      <w:r>
+        <w:rPr>
+          <w:lang w:val="fr_FR" w:bidi="fr_FR"/>
+        </w:rPr>
+        <w:t>Esther est orpheline et est élevée par son cousin, Mardochée. Mardochée est un homme pieux.</w:t>
+      </w:r>
+    </w:p>
+    <w:p>
+      <w:pPr>
+        <w:pStyle w:val="ListBullet"/>
+        <w:spacing w:line="240" w:lineRule="auto"/>
+        <w:ind w:left="720"/>
+      </w:pPr>
+      <w:r>
+        <w:rPr>
+          <w:lang w:val="fr_FR" w:bidi="fr_FR"/>
+        </w:rPr>
+      </w:r>
+      <w:r>
+        <w:rPr>
+          <w:lang w:val="fr_FR" w:bidi="fr_FR"/>
+        </w:rPr>
+        <w:t>L'obéissance d'Esther envers Mardochée, son père adoptif, l'aide à obéir à Dieu également.</w:t>
+      </w:r>
+    </w:p>
+    <w:p>
+      <w:pPr>
+        <w:pStyle w:val="ListBullet"/>
+        <w:spacing w:line="240" w:lineRule="auto"/>
+        <w:ind w:left="720"/>
+      </w:pPr>
+      <w:r>
+        <w:rPr>
+          <w:lang w:val="fr_FR" w:bidi="fr_FR"/>
+        </w:rPr>
+      </w:r>
+      <w:r>
+        <w:rPr>
+          <w:lang w:val="fr_FR" w:bidi="fr_FR"/>
+        </w:rPr>
+        <w:t>Esther a obéi à Dieu et a risqué sa vie pour sauver son peuple, les Juifs.</w:t>
+      </w:r>
+    </w:p>
+    <w:p>
+      <w:pPr>
+        <w:pStyle w:val="ListBullet"/>
+        <w:spacing w:line="240" w:lineRule="auto"/>
+        <w:ind w:left="720"/>
+      </w:pPr>
+      <w:r>
+        <w:rPr>
+          <w:lang w:val="fr_FR" w:bidi="fr_FR"/>
+        </w:rPr>
+      </w:r>
+      <w:r>
+        <w:rPr>
+          <w:lang w:val="fr_FR" w:bidi="fr_FR"/>
+        </w:rPr>
+        <w:t>L'histoire d'Esther illustre le contrôle souverain que Dieu exerce sur les événements de l'Histoire, en particulier comment il protège son peuple et comment il œuvre à travers ceux qui lui obéissent.</w:t>
+      </w:r>
+    </w:p>
+    <w:p>
+      <w:pPr/>
+      <w:r>
+        <w:rPr>
+          <w:lang w:val="fr_FR" w:bidi="fr_FR"/>
+        </w:rPr>
+      </w:r>
+      <w:r>
+        <w:rPr>
+          <w:lang w:val="fr_FR" w:bidi="fr_FR"/>
+        </w:rPr>
+        <w:t xml:space="preserve">Voir : </w:t>
+      </w:r>
+      <w:r>
+        <w:rPr>
+          <w:lang w:val="fr_FR" w:bidi="fr_FR"/>
+        </w:rPr>
+        <w:t>Comment traduire les noms</w:t>
+      </w:r>
+    </w:p>
+    <w:p>
+      <w:pPr/>
+      <w:r>
+        <w:rPr>
+          <w:lang w:val="fr_FR" w:bidi="fr_FR"/>
+        </w:rPr>
+      </w:r>
+      <w:r>
+        <w:rPr>
+          <w:lang w:val="fr_FR" w:bidi="fr_FR"/>
+        </w:rPr>
+        <w:t xml:space="preserve">Voir aussi : </w:t>
+      </w:r>
+      <w:r>
+        <w:rPr>
+          <w:lang w:val="fr_FR" w:bidi="fr_FR"/>
+        </w:rPr>
+        <w:t>Assuérus</w:t>
       </w:r>
       <w:r>
         <w:rPr>
@@ -6367,13 +7414,131 @@
         <w:rPr>
           <w:lang w:val="fr_FR" w:bidi="fr_FR"/>
         </w:rPr>
-        <w:t>parole de Dieu</w:t>
-      </w:r>
-      <w:r>
-        <w:rPr>
-          <w:lang w:val="fr_FR" w:bidi="fr_FR"/>
-        </w:rPr>
-        <w:t>)</w:t>
+        <w:t>Mardochée</w:t>
+      </w:r>
+      <w:r>
+        <w:rPr>
+          <w:lang w:val="fr_FR" w:bidi="fr_FR"/>
+        </w:rPr>
+        <w:t xml:space="preserve">, </w:t>
+      </w:r>
+      <w:r>
+        <w:rPr>
+          <w:lang w:val="fr_FR" w:bidi="fr_FR"/>
+        </w:rPr>
+        <w:t>Perse</w:t>
+      </w:r>
+    </w:p>
+    <w:p>
+      <w:pPr>
+        <w:pStyle w:val="Heading3"/>
+      </w:pPr>
+      <w:r>
+        <w:rPr>
+          <w:lang w:val="fr_FR" w:bidi="fr_FR"/>
+        </w:rPr>
+        <w:t>Passages bibliques</w:t>
+      </w:r>
+    </w:p>
+    <w:p>
+      <w:pPr>
+        <w:pStyle w:val="ListBullet"/>
+        <w:spacing w:line="240" w:lineRule="auto"/>
+        <w:ind w:left="720"/>
+      </w:pPr>
+      <w:r>
+        <w:rPr>
+          <w:lang w:val="fr_FR" w:bidi="fr_FR"/>
+        </w:rPr>
+      </w:r>
+      <w:r>
+        <w:rPr>
+          <w:lang w:val="fr_FR" w:bidi="fr_FR"/>
+        </w:rPr>
+        <w:t>Esther 2.7</w:t>
+      </w:r>
+    </w:p>
+    <w:p>
+      <w:pPr>
+        <w:pStyle w:val="ListBullet"/>
+        <w:spacing w:line="240" w:lineRule="auto"/>
+        <w:ind w:left="720"/>
+      </w:pPr>
+      <w:r>
+        <w:rPr>
+          <w:lang w:val="fr_FR" w:bidi="fr_FR"/>
+        </w:rPr>
+      </w:r>
+      <w:r>
+        <w:rPr>
+          <w:lang w:val="fr_FR" w:bidi="fr_FR"/>
+        </w:rPr>
+        <w:t>Esther 2.15</w:t>
+      </w:r>
+    </w:p>
+    <w:p>
+      <w:pPr>
+        <w:pStyle w:val="ListBullet"/>
+        <w:spacing w:line="240" w:lineRule="auto"/>
+        <w:ind w:left="720"/>
+      </w:pPr>
+      <w:r>
+        <w:rPr>
+          <w:lang w:val="fr_FR" w:bidi="fr_FR"/>
+        </w:rPr>
+      </w:r>
+      <w:r>
+        <w:rPr>
+          <w:lang w:val="fr_FR" w:bidi="fr_FR"/>
+        </w:rPr>
+        <w:t>Esther 7.1</w:t>
+      </w:r>
+    </w:p>
+    <w:p>
+      <w:pPr>
+        <w:pStyle w:val="ListBullet"/>
+        <w:spacing w:line="240" w:lineRule="auto"/>
+        <w:ind w:left="720"/>
+      </w:pPr>
+      <w:r>
+        <w:rPr>
+          <w:lang w:val="fr_FR" w:bidi="fr_FR"/>
+        </w:rPr>
+      </w:r>
+      <w:r>
+        <w:rPr>
+          <w:lang w:val="fr_FR" w:bidi="fr_FR"/>
+        </w:rPr>
+        <w:t>Esther 8.2</w:t>
+      </w:r>
+    </w:p>
+    <w:p>
+      <w:pPr>
+        <w:pStyle w:val="Heading3"/>
+      </w:pPr>
+      <w:r>
+        <w:rPr>
+          <w:lang w:val="fr_FR" w:bidi="fr_FR"/>
+        </w:rPr>
+        <w:t>Données sur le mot</w:t>
+      </w:r>
+    </w:p>
+    <w:p>
+      <w:pPr>
+        <w:pStyle w:val="ListBullet"/>
+        <w:spacing w:line="240" w:lineRule="auto"/>
+        <w:ind w:left="720"/>
+      </w:pPr>
+      <w:r>
+        <w:rPr>
+          <w:lang w:val="fr_FR" w:bidi="fr_FR"/>
+        </w:rPr>
+      </w:r>
+      <w:r>
+        <w:rPr>
+          <w:lang w:val="fr_FR" w:bidi="fr_FR"/>
+        </w:rPr>
+        <w:t>Numéro Strong : H0635</w:t>
       </w:r>
       <w:r>
         <w:rPr>
@@ -6402,7 +7567,7 @@
         <w:rPr>
           <w:lang w:val="fr_FR" w:bidi="fr_FR"/>
         </w:rPr>
-        <w:t>Esprit</w:t>
+        <w:t>Éteindre</w:t>
       </w:r>
       <w:r>
         <w:rPr>
@@ -6432,79 +7597,109 @@
         <w:rPr>
           <w:lang w:val="fr_FR" w:bidi="fr_FR"/>
         </w:rPr>
-        <w:t>Le terme "esprit" se réfère à la part spirituelle d'un être humain, le siège de la pensée et des idées, et le centre de la prise de décision.</w:t>
-      </w:r>
-    </w:p>
-    <w:p>
-      <w:pPr>
-        <w:pStyle w:val="ListBullet"/>
-        <w:spacing w:line="240" w:lineRule="auto"/>
-        <w:ind w:left="720"/>
-      </w:pPr>
-      <w:r>
-        <w:rPr>
-          <w:lang w:val="fr_FR" w:bidi="fr_FR"/>
-        </w:rPr>
-      </w:r>
-      <w:r>
-        <w:rPr>
-          <w:lang w:val="fr_FR" w:bidi="fr_FR"/>
-        </w:rPr>
-        <w:t>Le cerveau d'une personne est l'organe physique qui abrite l’esprit et la pensée.</w:t>
-      </w:r>
-    </w:p>
-    <w:p>
-      <w:pPr>
-        <w:pStyle w:val="ListBullet"/>
-        <w:spacing w:line="240" w:lineRule="auto"/>
-        <w:ind w:left="720"/>
-      </w:pPr>
-      <w:r>
-        <w:rPr>
-          <w:lang w:val="fr_FR" w:bidi="fr_FR"/>
-        </w:rPr>
-      </w:r>
-      <w:r>
-        <w:rPr>
-          <w:lang w:val="fr_FR" w:bidi="fr_FR"/>
-        </w:rPr>
-        <w:t>"L'esprit" de chaque personne est l'ensemble de ses pensées et raisonnements.</w:t>
-      </w:r>
-    </w:p>
-    <w:p>
-      <w:pPr>
-        <w:pStyle w:val="ListBullet"/>
-        <w:spacing w:line="240" w:lineRule="auto"/>
-        <w:ind w:left="720"/>
-      </w:pPr>
-      <w:r>
-        <w:rPr>
-          <w:lang w:val="fr_FR" w:bidi="fr_FR"/>
-        </w:rPr>
-      </w:r>
-      <w:r>
-        <w:rPr>
-          <w:lang w:val="fr_FR" w:bidi="fr_FR"/>
-        </w:rPr>
-        <w:t>L’expression, "avoir l'esprit du Christ" signifie penser et agir comme Jésus-Christ aurait pensé et agi. Cela signifie obéir à Dieu le Père, obéir aux enseignements du Christ, ayant reçu la possibilité de le faire grâce à la puissance du Saint-Esprit.</w:t>
-      </w:r>
-    </w:p>
-    <w:p>
-      <w:pPr>
-        <w:pStyle w:val="ListBullet"/>
-        <w:spacing w:line="240" w:lineRule="auto"/>
-        <w:ind w:left="720"/>
-      </w:pPr>
-      <w:r>
-        <w:rPr>
-          <w:lang w:val="fr_FR" w:bidi="fr_FR"/>
-        </w:rPr>
-      </w:r>
-      <w:r>
-        <w:rPr>
-          <w:lang w:val="fr_FR" w:bidi="fr_FR"/>
-        </w:rPr>
-        <w:t>Quand quelqu'un "change d'avis", cela signifie qu'il prend une décision différente ou a une opinion différente de celle qu'il avait auparavant.</w:t>
+        <w:t>Le terme «éteindre» signifie stopper ou arrêter quelque chose qui doit continuer.</w:t>
+      </w:r>
+    </w:p>
+    <w:p>
+      <w:pPr>
+        <w:pStyle w:val="ListBullet"/>
+        <w:spacing w:line="240" w:lineRule="auto"/>
+        <w:ind w:left="720"/>
+      </w:pPr>
+      <w:r>
+        <w:rPr>
+          <w:lang w:val="fr_FR" w:bidi="fr_FR"/>
+        </w:rPr>
+      </w:r>
+      <w:r>
+        <w:rPr>
+          <w:lang w:val="fr_FR" w:bidi="fr_FR"/>
+        </w:rPr>
+        <w:t>Ce terme est généralement utilisé dans le contexte d'étancher la soif.</w:t>
+      </w:r>
+    </w:p>
+    <w:p>
+      <w:pPr>
+        <w:pStyle w:val="ListBullet"/>
+        <w:spacing w:line="240" w:lineRule="auto"/>
+        <w:ind w:left="720"/>
+      </w:pPr>
+      <w:r>
+        <w:rPr>
+          <w:lang w:val="fr_FR" w:bidi="fr_FR"/>
+        </w:rPr>
+      </w:r>
+      <w:r>
+        <w:rPr>
+          <w:lang w:val="fr_FR" w:bidi="fr_FR"/>
+        </w:rPr>
+        <w:t>Il peut également être utilisé pour se référer à éteindre un incendie.</w:t>
+      </w:r>
+    </w:p>
+    <w:p>
+      <w:pPr>
+        <w:pStyle w:val="ListBullet"/>
+        <w:spacing w:line="240" w:lineRule="auto"/>
+        <w:ind w:left="720"/>
+      </w:pPr>
+      <w:r>
+        <w:rPr>
+          <w:lang w:val="fr_FR" w:bidi="fr_FR"/>
+        </w:rPr>
+      </w:r>
+      <w:r>
+        <w:rPr>
+          <w:lang w:val="fr_FR" w:bidi="fr_FR"/>
+        </w:rPr>
+        <w:t>Dans Les deux cas la soif et le feu sont éteints par l'eau.</w:t>
+      </w:r>
+    </w:p>
+    <w:p>
+      <w:pPr/>
+      <w:r>
+        <w:rPr>
+          <w:lang w:val="fr_FR" w:bidi="fr_FR"/>
+        </w:rPr>
+      </w:r>
+      <w:r>
+        <w:rPr>
+          <w:lang w:val="fr_FR" w:bidi="fr_FR"/>
+        </w:rPr>
+        <w:t>(Voir aussi : (../other/fruit.md), (../kt/gift.md), (../kt/holyspirit.md))</w:t>
+      </w:r>
+      <w:r>
+        <w:rPr>
+          <w:lang w:val="fr_FR" w:bidi="fr_FR"/>
+        </w:rPr>
+      </w:r>
+      <w:r>
+        <w:rPr>
+          <w:lang w:val="fr_FR" w:bidi="fr_FR"/>
+        </w:rPr>
+      </w:r>
+    </w:p>
+    <w:p>
+      <w:pPr/>
+      <w:r>
+        <w:rPr>
+          <w:lang w:val="fr_FR" w:bidi="fr_FR"/>
+        </w:rPr>
+      </w:r>
+    </w:p>
+    <w:p>
+      <w:pPr>
+        <w:pStyle w:val="Heading2"/>
+      </w:pPr>
+      <w:r>
+        <w:rPr>
+          <w:lang w:val="fr_FR" w:bidi="fr_FR"/>
+        </w:rPr>
+        <w:t>Éternité</w:t>
+      </w:r>
+      <w:r>
+        <w:rPr>
+          <w:lang w:val="fr_FR" w:bidi="fr_FR"/>
+        </w:rPr>
       </w:r>
     </w:p>
     <w:p>
@@ -6515,97 +7710,284 @@
         <w:rPr>
           <w:lang w:val="fr_FR" w:bidi="fr_FR"/>
         </w:rPr>
-        <w:t>Suggestions pour la traduction</w:t>
-      </w:r>
-    </w:p>
-    <w:p>
-      <w:pPr>
-        <w:pStyle w:val="ListBullet"/>
-        <w:spacing w:line="240" w:lineRule="auto"/>
-        <w:ind w:left="720"/>
-      </w:pPr>
-      <w:r>
-        <w:rPr>
-          <w:lang w:val="fr_FR" w:bidi="fr_FR"/>
-        </w:rPr>
-      </w:r>
-      <w:r>
-        <w:rPr>
-          <w:lang w:val="fr_FR" w:bidi="fr_FR"/>
-        </w:rPr>
-        <w:t>Le terme "esprit" pourrait aussi être traduit par "pensée" ou "raisonnement" ou "intelligence".</w:t>
-      </w:r>
-    </w:p>
-    <w:p>
-      <w:pPr>
-        <w:pStyle w:val="ListBullet"/>
-        <w:spacing w:line="240" w:lineRule="auto"/>
-        <w:ind w:left="720"/>
-      </w:pPr>
-      <w:r>
-        <w:rPr>
-          <w:lang w:val="fr_FR" w:bidi="fr_FR"/>
-        </w:rPr>
-      </w:r>
-      <w:r>
-        <w:rPr>
-          <w:lang w:val="fr_FR" w:bidi="fr_FR"/>
-        </w:rPr>
-        <w:t>"Garder à l'esprit" pourrait être traduit comme "se souvenir" ou "prêter attention à" ou "être conscient de" ou "ne pas oublier".</w:t>
-      </w:r>
-    </w:p>
-    <w:p>
-      <w:pPr>
-        <w:pStyle w:val="ListBullet"/>
-        <w:spacing w:line="240" w:lineRule="auto"/>
-        <w:ind w:left="720"/>
-      </w:pPr>
-      <w:r>
-        <w:rPr>
-          <w:lang w:val="fr_FR" w:bidi="fr_FR"/>
-        </w:rPr>
-      </w:r>
-      <w:r>
-        <w:rPr>
-          <w:lang w:val="fr_FR" w:bidi="fr_FR"/>
-        </w:rPr>
-        <w:t>L'expression, "cœur, âme et esprit", pourrait aussi être traduite comme, "ce que vous ressentez, ce que vous croyez et ce que vous pensez".</w:t>
-      </w:r>
-    </w:p>
-    <w:p>
-      <w:pPr>
-        <w:pStyle w:val="ListBullet"/>
-        <w:spacing w:line="240" w:lineRule="auto"/>
-        <w:ind w:left="720"/>
-      </w:pPr>
-      <w:r>
-        <w:rPr>
-          <w:lang w:val="fr_FR" w:bidi="fr_FR"/>
-        </w:rPr>
-      </w:r>
-      <w:r>
-        <w:rPr>
-          <w:lang w:val="fr_FR" w:bidi="fr_FR"/>
-        </w:rPr>
-        <w:t>L’expression "rappeler à l’esprit" pourrait se traduire par "se souvenir" ou "réfléchir".</w:t>
-      </w:r>
-    </w:p>
-    <w:p>
-      <w:pPr>
-        <w:pStyle w:val="ListBullet"/>
-        <w:spacing w:line="240" w:lineRule="auto"/>
-        <w:ind w:left="720"/>
-      </w:pPr>
-      <w:r>
-        <w:rPr>
-          <w:lang w:val="fr_FR" w:bidi="fr_FR"/>
-        </w:rPr>
-      </w:r>
-      <w:r>
-        <w:rPr>
-          <w:lang w:val="fr_FR" w:bidi="fr_FR"/>
-        </w:rPr>
-        <w:t>L’expression, "il a changé d’avis et est allé, pourrait aussi être traduite par, "a changé d’idée"et il est parti" ou "a décidé d’aller après tout".</w:t>
+        <w:t>Définition :</w:t>
+      </w:r>
+    </w:p>
+    <w:p>
+      <w:pPr/>
+      <w:r>
+        <w:rPr>
+          <w:lang w:val="fr_FR" w:bidi="fr_FR"/>
+        </w:rPr>
+      </w:r>
+      <w:r>
+        <w:rPr>
+          <w:lang w:val="fr_FR" w:bidi="fr_FR"/>
+        </w:rPr>
+        <w:t>Les termes "perpétuel" et "éternel" ont des sens très semblables. Ils se réfèrent à quelque chose qui existera pour "l'éternité" ou qui durera "pour toujours".</w:t>
+      </w:r>
+    </w:p>
+    <w:p>
+      <w:pPr>
+        <w:pStyle w:val="ListBullet"/>
+        <w:spacing w:line="240" w:lineRule="auto"/>
+        <w:ind w:left="720"/>
+      </w:pPr>
+      <w:r>
+        <w:rPr>
+          <w:lang w:val="fr_FR" w:bidi="fr_FR"/>
+        </w:rPr>
+      </w:r>
+      <w:r>
+        <w:rPr>
+          <w:lang w:val="fr_FR" w:bidi="fr_FR"/>
+        </w:rPr>
+        <w:t>Après avoir passé leur vie sur la terre, les êtres humains passeront "l'éternité" soit au ciel avec Dieu, ou en enfer, séparés de Dieu.</w:t>
+      </w:r>
+    </w:p>
+    <w:p>
+      <w:pPr>
+        <w:pStyle w:val="ListBullet"/>
+        <w:spacing w:line="240" w:lineRule="auto"/>
+        <w:ind w:left="720"/>
+      </w:pPr>
+      <w:r>
+        <w:rPr>
+          <w:lang w:val="fr_FR" w:bidi="fr_FR"/>
+        </w:rPr>
+      </w:r>
+      <w:r>
+        <w:rPr>
+          <w:lang w:val="fr_FR" w:bidi="fr_FR"/>
+        </w:rPr>
+        <w:t>Le terme "éternité" fait référence à un état d'être qui dure "éternellement" et à toujours. On pourrait dire que "l’éternité" n'a ni commencement ni fin.</w:t>
+      </w:r>
+    </w:p>
+    <w:p>
+      <w:pPr>
+        <w:pStyle w:val="ListBullet"/>
+        <w:spacing w:line="240" w:lineRule="auto"/>
+        <w:ind w:left="720"/>
+      </w:pPr>
+      <w:r>
+        <w:rPr>
+          <w:lang w:val="fr_FR" w:bidi="fr_FR"/>
+        </w:rPr>
+      </w:r>
+      <w:r>
+        <w:rPr>
+          <w:lang w:val="fr_FR" w:bidi="fr_FR"/>
+        </w:rPr>
+        <w:t>Les termes "vie éternelle" et "vie perpétuelle" sont utilisés dans le Nouveau Testament pour désigner la vie "éternelle" avec Dieu, dans le ciel.</w:t>
+      </w:r>
+    </w:p>
+    <w:p>
+      <w:pPr>
+        <w:pStyle w:val="ListBullet"/>
+        <w:spacing w:line="240" w:lineRule="auto"/>
+        <w:ind w:left="720"/>
+      </w:pPr>
+      <w:r>
+        <w:rPr>
+          <w:lang w:val="fr_FR" w:bidi="fr_FR"/>
+        </w:rPr>
+      </w:r>
+      <w:r>
+        <w:rPr>
+          <w:lang w:val="fr_FR" w:bidi="fr_FR"/>
+        </w:rPr>
+        <w:t>Le terme "pour toujours" se dit du temps qui n'a pas de fin. D’autres expressions qui ont le même sens comprennent : éternellement, à perpétuité, pour l’éternité, à jamais, aux siècles des siècles, éternellement et à toujours.</w:t>
+      </w:r>
+    </w:p>
+    <w:p>
+      <w:pPr>
+        <w:pStyle w:val="ListBullet"/>
+        <w:spacing w:line="240" w:lineRule="auto"/>
+        <w:ind w:left="720"/>
+      </w:pPr>
+      <w:r>
+        <w:rPr>
+          <w:lang w:val="fr_FR" w:bidi="fr_FR"/>
+        </w:rPr>
+      </w:r>
+      <w:r>
+        <w:rPr>
+          <w:lang w:val="fr_FR" w:bidi="fr_FR"/>
+        </w:rPr>
+        <w:t>L'expression "pour toujours et à jamais" présente l'idée d'un temps qui ne finit jamais et s’applique à "l'éternité" ou la vie "éternelle". Elle met l'accent sur le fait que quelque chose se produira ou existera "toujours". L'expression s'applique au temps qui ne finit jamais.</w:t>
+      </w:r>
+    </w:p>
+    <w:p>
+      <w:pPr>
+        <w:pStyle w:val="ListBullet"/>
+        <w:spacing w:line="240" w:lineRule="auto"/>
+        <w:ind w:left="720"/>
+      </w:pPr>
+      <w:r>
+        <w:rPr>
+          <w:lang w:val="fr_FR" w:bidi="fr_FR"/>
+        </w:rPr>
+      </w:r>
+      <w:r>
+        <w:rPr>
+          <w:lang w:val="fr_FR" w:bidi="fr_FR"/>
+        </w:rPr>
+        <w:t>Dieu a dit que le trône de David durera "pour toujours". Cela fait référence au fait que le descendant de David, Jésus, régnera à perpétuité.</w:t>
+      </w:r>
+    </w:p>
+    <w:p>
+      <w:pPr>
+        <w:pStyle w:val="Heading3"/>
+      </w:pPr>
+      <w:r>
+        <w:rPr>
+          <w:lang w:val="fr_FR" w:bidi="fr_FR"/>
+        </w:rPr>
+        <w:t>Suggestions pour la traduction :</w:t>
+      </w:r>
+    </w:p>
+    <w:p>
+      <w:pPr>
+        <w:pStyle w:val="ListBullet"/>
+        <w:spacing w:line="240" w:lineRule="auto"/>
+        <w:ind w:left="720"/>
+      </w:pPr>
+      <w:r>
+        <w:rPr>
+          <w:lang w:val="fr_FR" w:bidi="fr_FR"/>
+        </w:rPr>
+      </w:r>
+      <w:r>
+        <w:rPr>
+          <w:lang w:val="fr_FR" w:bidi="fr_FR"/>
+        </w:rPr>
+        <w:t>D'autres façons de traduire "éternel" ou "perpétuel" pourraient être "sans fin" ou "ne s'arrêtant jamais" ou "continuant à jamais".</w:t>
+      </w:r>
+    </w:p>
+    <w:p>
+      <w:pPr>
+        <w:pStyle w:val="ListBullet"/>
+        <w:spacing w:line="240" w:lineRule="auto"/>
+        <w:ind w:left="720"/>
+      </w:pPr>
+      <w:r>
+        <w:rPr>
+          <w:lang w:val="fr_FR" w:bidi="fr_FR"/>
+        </w:rPr>
+      </w:r>
+      <w:r>
+        <w:rPr>
+          <w:lang w:val="fr_FR" w:bidi="fr_FR"/>
+        </w:rPr>
+        <w:t>Les termes "vie éternelle" et "vie à perpétuité" pourraient être traduits par "vie qui ne finit jamais" ou "vie qui continue pour toujours" ou "la résurrection de nos corps pour vivre éternellement".</w:t>
+      </w:r>
+    </w:p>
+    <w:p>
+      <w:pPr>
+        <w:pStyle w:val="ListBullet"/>
+        <w:spacing w:line="240" w:lineRule="auto"/>
+        <w:ind w:left="720"/>
+      </w:pPr>
+      <w:r>
+        <w:rPr>
+          <w:lang w:val="fr_FR" w:bidi="fr_FR"/>
+        </w:rPr>
+      </w:r>
+      <w:r>
+        <w:rPr>
+          <w:lang w:val="fr_FR" w:bidi="fr_FR"/>
+        </w:rPr>
+        <w:t>Selon le contexte, différentes façons de traduire "éternité" pourraient comprendre "existence d'éternité en éternité" ou "vie sans fin" ou "vie au ciel".</w:t>
+      </w:r>
+    </w:p>
+    <w:p>
+      <w:pPr>
+        <w:pStyle w:val="ListBullet"/>
+        <w:spacing w:line="240" w:lineRule="auto"/>
+        <w:ind w:left="720"/>
+      </w:pPr>
+      <w:r>
+        <w:rPr>
+          <w:lang w:val="fr_FR" w:bidi="fr_FR"/>
+        </w:rPr>
+      </w:r>
+      <w:r>
+        <w:rPr>
+          <w:lang w:val="fr_FR" w:bidi="fr_FR"/>
+        </w:rPr>
+        <w:t>Considérez également comment ce mot est traduit dans une traduction de la Bible en langue locale ou nationale. (See: Comment traduire les inconnus)</w:t>
+      </w:r>
+    </w:p>
+    <w:p>
+      <w:pPr>
+        <w:pStyle w:val="ListBullet"/>
+        <w:spacing w:line="240" w:lineRule="auto"/>
+        <w:ind w:left="720"/>
+      </w:pPr>
+      <w:r>
+        <w:rPr>
+          <w:lang w:val="fr_FR" w:bidi="fr_FR"/>
+        </w:rPr>
+      </w:r>
+      <w:r>
+        <w:rPr>
+          <w:lang w:val="fr_FR" w:bidi="fr_FR"/>
+        </w:rPr>
+        <w:t>"Pour toujours" pourrait aussi être traduit par "éternellement" ou "sans fin" ou "à jamais" ou "à perpétuité".</w:t>
+      </w:r>
+    </w:p>
+    <w:p>
+      <w:pPr>
+        <w:pStyle w:val="ListBullet"/>
+        <w:spacing w:line="240" w:lineRule="auto"/>
+        <w:ind w:left="720"/>
+      </w:pPr>
+      <w:r>
+        <w:rPr>
+          <w:lang w:val="fr_FR" w:bidi="fr_FR"/>
+        </w:rPr>
+      </w:r>
+      <w:r>
+        <w:rPr>
+          <w:lang w:val="fr_FR" w:bidi="fr_FR"/>
+        </w:rPr>
+        <w:t>L'expression "durera pour toujours" pourrait être traduite par, "va exister toujours" ou "n'aura pas de fin" ou "continuera pour toujours".</w:t>
+      </w:r>
+    </w:p>
+    <w:p>
+      <w:pPr>
+        <w:pStyle w:val="ListBullet"/>
+        <w:spacing w:line="240" w:lineRule="auto"/>
+        <w:ind w:left="720"/>
+      </w:pPr>
+      <w:r>
+        <w:rPr>
+          <w:lang w:val="fr_FR" w:bidi="fr_FR"/>
+        </w:rPr>
+      </w:r>
+      <w:r>
+        <w:rPr>
+          <w:lang w:val="fr_FR" w:bidi="fr_FR"/>
+        </w:rPr>
+        <w:t>L'expression emphatique "pour toujours et à jamais" pourrait être traduite par "aux siècles des siècles" ou "éternellement et à toujours" ou "d'éternité en éternité".</w:t>
+      </w:r>
+    </w:p>
+    <w:p>
+      <w:pPr>
+        <w:pStyle w:val="ListBullet"/>
+        <w:spacing w:line="240" w:lineRule="auto"/>
+        <w:ind w:left="720"/>
+      </w:pPr>
+      <w:r>
+        <w:rPr>
+          <w:lang w:val="fr_FR" w:bidi="fr_FR"/>
+        </w:rPr>
+      </w:r>
+      <w:r>
+        <w:rPr>
+          <w:lang w:val="fr_FR" w:bidi="fr_FR"/>
+        </w:rPr>
+        <w:t>"Le trône de David va durer pour toujours" pourrait être traduit par "un descendant de David régnera pour toujours" ou "il y aura un descendant de David sur le trône pour toujours".</w:t>
       </w:r>
     </w:p>
     <w:p>
@@ -6625,7 +8007,7 @@
         <w:rPr>
           <w:lang w:val="fr_FR" w:bidi="fr_FR"/>
         </w:rPr>
-        <w:t>croire</w:t>
+        <w:t>David</w:t>
       </w:r>
       <w:r>
         <w:rPr>
@@ -6637,7 +8019,660 @@
         <w:rPr>
           <w:lang w:val="fr_FR" w:bidi="fr_FR"/>
         </w:rPr>
-        <w:t>coeur</w:t>
+        <w:t>règne</w:t>
+      </w:r>
+      <w:r>
+        <w:rPr>
+          <w:lang w:val="fr_FR" w:bidi="fr_FR"/>
+        </w:rPr>
+        <w:t>, vie)</w:t>
+      </w:r>
+      <w:r>
+        <w:rPr>
+          <w:lang w:val="fr_FR" w:bidi="fr_FR"/>
+        </w:rPr>
+      </w:r>
+      <w:r>
+        <w:rPr>
+          <w:lang w:val="fr_FR" w:bidi="fr_FR"/>
+        </w:rPr>
+      </w:r>
+    </w:p>
+    <w:p>
+      <w:pPr/>
+      <w:r>
+        <w:rPr>
+          <w:lang w:val="fr_FR" w:bidi="fr_FR"/>
+        </w:rPr>
+      </w:r>
+    </w:p>
+    <w:p>
+      <w:pPr>
+        <w:pStyle w:val="Heading2"/>
+      </w:pPr>
+      <w:r>
+        <w:rPr>
+          <w:lang w:val="fr_FR" w:bidi="fr_FR"/>
+        </w:rPr>
+        <w:t>Ethiopie</w:t>
+      </w:r>
+      <w:r>
+        <w:rPr>
+          <w:lang w:val="fr_FR" w:bidi="fr_FR"/>
+        </w:rPr>
+      </w:r>
+    </w:p>
+    <w:p>
+      <w:pPr>
+        <w:pStyle w:val="Heading3"/>
+      </w:pPr>
+      <w:r>
+        <w:rPr>
+          <w:lang w:val="fr_FR" w:bidi="fr_FR"/>
+        </w:rPr>
+        <w:t>Définition :</w:t>
+      </w:r>
+    </w:p>
+    <w:p>
+      <w:pPr/>
+      <w:r>
+        <w:rPr>
+          <w:lang w:val="fr_FR" w:bidi="fr_FR"/>
+        </w:rPr>
+      </w:r>
+      <w:r>
+        <w:rPr>
+          <w:lang w:val="fr_FR" w:bidi="fr_FR"/>
+        </w:rPr>
+        <w:t>L'Ethiopie était un pays africain situé juste au Sud de l'Egypte,limité par le fleuve Nil à l'Ouest et par la Mer Rouge à l'Est*Une personne qui est de l Ethiopie est appelée un"Ethiopien".</w:t>
+      </w:r>
+    </w:p>
+    <w:p>
+      <w:pPr>
+        <w:pStyle w:val="ListBullet"/>
+        <w:spacing w:line="240" w:lineRule="auto"/>
+        <w:ind w:left="720"/>
+      </w:pPr>
+      <w:r>
+        <w:rPr>
+          <w:lang w:val="fr_FR" w:bidi="fr_FR"/>
+        </w:rPr>
+      </w:r>
+      <w:r>
+        <w:rPr>
+          <w:lang w:val="fr_FR" w:bidi="fr_FR"/>
+        </w:rPr>
+        <w:t>L'ancienne Ethiopie était située au Sud de l'Egypte y compris le terrain qui est maintenant une partie de plusieurs pays modernes africains,tel que le Soudan,l'Ethiopie moderne,la Somalie,le Kenya,l'Ouganda,l'Afrique centrale ,et le Tchad.</w:t>
+      </w:r>
+    </w:p>
+    <w:p>
+      <w:pPr>
+        <w:pStyle w:val="ListBullet"/>
+        <w:spacing w:line="240" w:lineRule="auto"/>
+        <w:ind w:left="720"/>
+      </w:pPr>
+      <w:r>
+        <w:rPr>
+          <w:lang w:val="fr_FR" w:bidi="fr_FR"/>
+        </w:rPr>
+      </w:r>
+      <w:r>
+        <w:rPr>
+          <w:lang w:val="fr_FR" w:bidi="fr_FR"/>
+        </w:rPr>
+        <w:t>Dans la Bible ,l'Ethiopie est souvent appelée "Cusch""ou"Nubie".</w:t>
+      </w:r>
+    </w:p>
+    <w:p>
+      <w:pPr>
+        <w:pStyle w:val="ListBullet"/>
+        <w:spacing w:line="240" w:lineRule="auto"/>
+        <w:ind w:left="720"/>
+      </w:pPr>
+      <w:r>
+        <w:rPr>
+          <w:lang w:val="fr_FR" w:bidi="fr_FR"/>
+        </w:rPr>
+      </w:r>
+      <w:r>
+        <w:rPr>
+          <w:lang w:val="fr_FR" w:bidi="fr_FR"/>
+        </w:rPr>
+        <w:t>L'Ethiopie(Cusch)et l'Egypte étaient souvent mentionnés ensemble dans la Bible,peut-être parce qu'ils étaient situés côte à côte et leur peuple pourrait avoir un même ancêtre.</w:t>
+      </w:r>
+    </w:p>
+    <w:p>
+      <w:pPr>
+        <w:pStyle w:val="ListBullet"/>
+        <w:spacing w:line="240" w:lineRule="auto"/>
+        <w:ind w:left="720"/>
+      </w:pPr>
+      <w:r>
+        <w:rPr>
+          <w:lang w:val="fr_FR" w:bidi="fr_FR"/>
+        </w:rPr>
+      </w:r>
+      <w:r>
+        <w:rPr>
+          <w:lang w:val="fr_FR" w:bidi="fr_FR"/>
+        </w:rPr>
+        <w:t>Dieu a envoyé Philippe l'évangeliste dans un désert où il a partagé la bonne nouvelle de Jésus avec les eunuques Ethiopiens</w:t>
+      </w:r>
+    </w:p>
+    <w:p>
+      <w:pPr/>
+      <w:r>
+        <w:rPr>
+          <w:lang w:val="fr_FR" w:bidi="fr_FR"/>
+        </w:rPr>
+      </w:r>
+      <w:r>
+        <w:rPr>
+          <w:lang w:val="fr_FR" w:bidi="fr_FR"/>
+        </w:rPr>
+        <w:t>(Voir aussi : (rc://fr/ta/man/translate/translate-names))</w:t>
+      </w:r>
+    </w:p>
+    <w:p>
+      <w:pPr/>
+      <w:r>
+        <w:rPr>
+          <w:lang w:val="fr_FR" w:bidi="fr_FR"/>
+        </w:rPr>
+      </w:r>
+      <w:r>
+        <w:rPr>
+          <w:lang w:val="fr_FR" w:bidi="fr_FR"/>
+        </w:rPr>
+        <w:t>(Voir aussi : (../names/cush.md), (../names/egypt.md), (../kt/eunuch.md), (../names/philip.md))</w:t>
+      </w:r>
+      <w:r>
+        <w:rPr>
+          <w:lang w:val="fr_FR" w:bidi="fr_FR"/>
+        </w:rPr>
+      </w:r>
+      <w:r>
+        <w:rPr>
+          <w:lang w:val="fr_FR" w:bidi="fr_FR"/>
+        </w:rPr>
+      </w:r>
+    </w:p>
+    <w:p>
+      <w:pPr/>
+      <w:r>
+        <w:rPr>
+          <w:lang w:val="fr_FR" w:bidi="fr_FR"/>
+        </w:rPr>
+      </w:r>
+    </w:p>
+    <w:p>
+      <w:pPr>
+        <w:pStyle w:val="Heading2"/>
+      </w:pPr>
+      <w:r>
+        <w:rPr>
+          <w:lang w:val="fr_FR" w:bidi="fr_FR"/>
+        </w:rPr>
+        <w:t>Etienne</w:t>
+      </w:r>
+      <w:r>
+        <w:rPr>
+          <w:lang w:val="fr_FR" w:bidi="fr_FR"/>
+        </w:rPr>
+      </w:r>
+    </w:p>
+    <w:p>
+      <w:pPr>
+        <w:pStyle w:val="Heading3"/>
+      </w:pPr>
+      <w:r>
+        <w:rPr>
+          <w:lang w:val="fr_FR" w:bidi="fr_FR"/>
+        </w:rPr>
+        <w:t>Définition :</w:t>
+      </w:r>
+    </w:p>
+    <w:p>
+      <w:pPr/>
+      <w:r>
+        <w:rPr>
+          <w:lang w:val="fr_FR" w:bidi="fr_FR"/>
+        </w:rPr>
+      </w:r>
+      <w:r>
+        <w:rPr>
+          <w:lang w:val="fr_FR" w:bidi="fr_FR"/>
+        </w:rPr>
+        <w:t>Etienne est surtout connu comme le premier martyr chrétien* IL est la première personne à être tuée à cause de sa foi en Jésus* Les faits sur sa vie et sa mort sont mentionnés dans le livre des Actes.</w:t>
+      </w:r>
+    </w:p>
+    <w:p>
+      <w:pPr>
+        <w:pStyle w:val="ListBullet"/>
+        <w:spacing w:line="240" w:lineRule="auto"/>
+        <w:ind w:left="720"/>
+      </w:pPr>
+      <w:r>
+        <w:rPr>
+          <w:lang w:val="fr_FR" w:bidi="fr_FR"/>
+        </w:rPr>
+      </w:r>
+      <w:r>
+        <w:rPr>
+          <w:lang w:val="fr_FR" w:bidi="fr_FR"/>
+        </w:rPr>
+        <w:t>Etienne a été choisi par l'Église primitive à Jérusalem pour servir les chrétiens comme diacre* IL distribuait la nourriture aux veuves et aux autres chrétiens qui étaient dans le besoin *.</w:t>
+      </w:r>
+    </w:p>
+    <w:p>
+      <w:pPr>
+        <w:pStyle w:val="ListBullet"/>
+        <w:spacing w:line="240" w:lineRule="auto"/>
+        <w:ind w:left="720"/>
+      </w:pPr>
+      <w:r>
+        <w:rPr>
+          <w:lang w:val="fr_FR" w:bidi="fr_FR"/>
+        </w:rPr>
+      </w:r>
+      <w:r>
+        <w:rPr>
+          <w:lang w:val="fr_FR" w:bidi="fr_FR"/>
+        </w:rPr>
+        <w:t>Certains juifs ont faussement accusé Etienne de parler contre Dieu et contre les lois de Moïse.</w:t>
+      </w:r>
+    </w:p>
+    <w:p>
+      <w:pPr>
+        <w:pStyle w:val="ListBullet"/>
+        <w:spacing w:line="240" w:lineRule="auto"/>
+        <w:ind w:left="720"/>
+      </w:pPr>
+      <w:r>
+        <w:rPr>
+          <w:lang w:val="fr_FR" w:bidi="fr_FR"/>
+        </w:rPr>
+      </w:r>
+      <w:r>
+        <w:rPr>
+          <w:lang w:val="fr_FR" w:bidi="fr_FR"/>
+        </w:rPr>
+        <w:t>Etienne dit hardiment la vérité au sujet de Jésus le Messie, en commençant par l'histoire des relations de Dieu avec Israël.</w:t>
+      </w:r>
+    </w:p>
+    <w:p>
+      <w:pPr>
+        <w:pStyle w:val="ListBullet"/>
+        <w:spacing w:line="240" w:lineRule="auto"/>
+        <w:ind w:left="720"/>
+      </w:pPr>
+      <w:r>
+        <w:rPr>
+          <w:lang w:val="fr_FR" w:bidi="fr_FR"/>
+        </w:rPr>
+      </w:r>
+      <w:r>
+        <w:rPr>
+          <w:lang w:val="fr_FR" w:bidi="fr_FR"/>
+        </w:rPr>
+        <w:t>Les dirigeants juifs étaient furieux contre Etienne *Ils l'ont lapidé à mort en dehors de la ville.</w:t>
+      </w:r>
+    </w:p>
+    <w:p>
+      <w:pPr>
+        <w:pStyle w:val="ListBullet"/>
+        <w:spacing w:line="240" w:lineRule="auto"/>
+        <w:ind w:left="720"/>
+      </w:pPr>
+      <w:r>
+        <w:rPr>
+          <w:lang w:val="fr_FR" w:bidi="fr_FR"/>
+        </w:rPr>
+      </w:r>
+      <w:r>
+        <w:rPr>
+          <w:lang w:val="fr_FR" w:bidi="fr_FR"/>
+        </w:rPr>
+        <w:t>Son exécution a été suivie par Saul de Tarse, qui deviendra plus tard l'apôtre Paul.</w:t>
+      </w:r>
+    </w:p>
+    <w:p>
+      <w:pPr>
+        <w:pStyle w:val="ListBullet"/>
+        <w:spacing w:line="240" w:lineRule="auto"/>
+        <w:ind w:left="720"/>
+      </w:pPr>
+      <w:r>
+        <w:rPr>
+          <w:lang w:val="fr_FR" w:bidi="fr_FR"/>
+        </w:rPr>
+      </w:r>
+      <w:r>
+        <w:rPr>
+          <w:lang w:val="fr_FR" w:bidi="fr_FR"/>
+        </w:rPr>
+        <w:t>Etienne est également bien connu pour ses derniers mots avant sa mort: «Seigneur, ne leur impute pas ce péché," Ce qui démontre l'amour qu' Etienne avait pour les autres.</w:t>
+      </w:r>
+    </w:p>
+    <w:p>
+      <w:pPr/>
+      <w:r>
+        <w:rPr>
+          <w:lang w:val="fr_FR" w:bidi="fr_FR"/>
+        </w:rPr>
+      </w:r>
+      <w:r>
+        <w:rPr>
+          <w:lang w:val="fr_FR" w:bidi="fr_FR"/>
+        </w:rPr>
+        <w:t>(Voir aussi : (rc://fr/ta/man/translate/translate-names))</w:t>
+      </w:r>
+    </w:p>
+    <w:p>
+      <w:pPr/>
+      <w:r>
+        <w:rPr>
+          <w:lang w:val="fr_FR" w:bidi="fr_FR"/>
+        </w:rPr>
+      </w:r>
+      <w:r>
+        <w:rPr>
+          <w:lang w:val="fr_FR" w:bidi="fr_FR"/>
+        </w:rPr>
+        <w:t>(Voir aussi : (../kt/appoint.md), (../kt/deacon.md), (../names/jerusalem.md), (../names/paul.md), (../kt/stone.md), (../kt/true.md))</w:t>
+      </w:r>
+      <w:r>
+        <w:rPr>
+          <w:lang w:val="fr_FR" w:bidi="fr_FR"/>
+        </w:rPr>
+      </w:r>
+      <w:r>
+        <w:rPr>
+          <w:lang w:val="fr_FR" w:bidi="fr_FR"/>
+        </w:rPr>
+      </w:r>
+    </w:p>
+    <w:p>
+      <w:pPr/>
+      <w:r>
+        <w:rPr>
+          <w:lang w:val="fr_FR" w:bidi="fr_FR"/>
+        </w:rPr>
+      </w:r>
+    </w:p>
+    <w:p>
+      <w:pPr>
+        <w:pStyle w:val="Heading2"/>
+      </w:pPr>
+      <w:r>
+        <w:rPr>
+          <w:lang w:val="fr_FR" w:bidi="fr_FR"/>
+        </w:rPr>
+        <w:t>Étranger</w:t>
+      </w:r>
+      <w:r>
+        <w:rPr>
+          <w:lang w:val="fr_FR" w:bidi="fr_FR"/>
+        </w:rPr>
+      </w:r>
+    </w:p>
+    <w:p>
+      <w:pPr>
+        <w:pStyle w:val="Heading3"/>
+      </w:pPr>
+      <w:r>
+        <w:rPr>
+          <w:lang w:val="fr_FR" w:bidi="fr_FR"/>
+        </w:rPr>
+        <w:t>Définition :</w:t>
+      </w:r>
+    </w:p>
+    <w:p>
+      <w:pPr/>
+      <w:r>
+        <w:rPr>
+          <w:lang w:val="fr_FR" w:bidi="fr_FR"/>
+        </w:rPr>
+      </w:r>
+      <w:r>
+        <w:rPr>
+          <w:lang w:val="fr_FR" w:bidi="fr_FR"/>
+        </w:rPr>
+        <w:t>"Le terme «étranger» fait référence à une personne vivant dans un pays qui ne lui appartient pas* Dans l'Ancien Testament, il se réfère en particulier à tous ceux qui venaient de groupes de personnes différents du groupe dans lequel ils vivent.</w:t>
+      </w:r>
+    </w:p>
+    <w:p>
+      <w:pPr>
+        <w:pStyle w:val="ListBullet"/>
+        <w:spacing w:line="240" w:lineRule="auto"/>
+        <w:ind w:left="720"/>
+      </w:pPr>
+      <w:r>
+        <w:rPr>
+          <w:lang w:val="fr_FR" w:bidi="fr_FR"/>
+        </w:rPr>
+      </w:r>
+      <w:r>
+        <w:rPr>
+          <w:lang w:val="fr_FR" w:bidi="fr_FR"/>
+        </w:rPr>
+        <w:t>Un étranger est aussi une personne dont la langue et la culture sont différentes des vôtres.</w:t>
+      </w:r>
+    </w:p>
+    <w:p>
+      <w:pPr>
+        <w:pStyle w:val="ListBullet"/>
+        <w:spacing w:line="240" w:lineRule="auto"/>
+        <w:ind w:left="720"/>
+      </w:pPr>
+      <w:r>
+        <w:rPr>
+          <w:lang w:val="fr_FR" w:bidi="fr_FR"/>
+        </w:rPr>
+      </w:r>
+      <w:r>
+        <w:rPr>
+          <w:lang w:val="fr_FR" w:bidi="fr_FR"/>
+        </w:rPr>
+        <w:t>L'apôtre Paul écrit aux Ephésiens qu'avant qu'ils ne connaissent Christ, ils étaient «étrangers» à l'alliance de Dieu.</w:t>
+      </w:r>
+    </w:p>
+    <w:p>
+      <w:pPr>
+        <w:pStyle w:val="ListBullet"/>
+        <w:spacing w:line="240" w:lineRule="auto"/>
+        <w:ind w:left="720"/>
+      </w:pPr>
+      <w:r>
+        <w:rPr>
+          <w:lang w:val="fr_FR" w:bidi="fr_FR"/>
+        </w:rPr>
+      </w:r>
+      <w:r>
+        <w:rPr>
+          <w:lang w:val="fr_FR" w:bidi="fr_FR"/>
+        </w:rPr>
+        <w:t>Parfois, «étranger» est traduit par «étranger», mais assurez-vous qu'il ne se réfère pas à quelqu'un que vous ne connaissez pas.</w:t>
+      </w:r>
+      <w:r>
+        <w:rPr>
+          <w:lang w:val="fr_FR" w:bidi="fr_FR"/>
+        </w:rPr>
+      </w:r>
+      <w:r>
+        <w:rPr>
+          <w:lang w:val="fr_FR" w:bidi="fr_FR"/>
+        </w:rPr>
+      </w:r>
+    </w:p>
+    <w:p>
+      <w:pPr/>
+      <w:r>
+        <w:rPr>
+          <w:lang w:val="fr_FR" w:bidi="fr_FR"/>
+        </w:rPr>
+      </w:r>
+    </w:p>
+    <w:p>
+      <w:pPr>
+        <w:pStyle w:val="Heading2"/>
+      </w:pPr>
+      <w:r>
+        <w:rPr>
+          <w:lang w:val="fr_FR" w:bidi="fr_FR"/>
+        </w:rPr>
+        <w:t>Évangéliste</w:t>
+      </w:r>
+      <w:r>
+        <w:rPr>
+          <w:lang w:val="fr_FR" w:bidi="fr_FR"/>
+        </w:rPr>
+      </w:r>
+    </w:p>
+    <w:p>
+      <w:pPr>
+        <w:pStyle w:val="Heading3"/>
+      </w:pPr>
+      <w:r>
+        <w:rPr>
+          <w:lang w:val="fr_FR" w:bidi="fr_FR"/>
+        </w:rPr>
+        <w:t>Définition</w:t>
+      </w:r>
+    </w:p>
+    <w:p>
+      <w:pPr/>
+      <w:r>
+        <w:rPr>
+          <w:lang w:val="fr_FR" w:bidi="fr_FR"/>
+        </w:rPr>
+      </w:r>
+      <w:r>
+        <w:rPr>
+          <w:lang w:val="fr_FR" w:bidi="fr_FR"/>
+        </w:rPr>
+        <w:t>Un "évangéliste" est une personne qui apporte aux autres de la Bonne Nouvelle de Jésus.</w:t>
+      </w:r>
+    </w:p>
+    <w:p>
+      <w:pPr>
+        <w:pStyle w:val="ListBullet"/>
+        <w:spacing w:line="240" w:lineRule="auto"/>
+        <w:ind w:left="720"/>
+      </w:pPr>
+      <w:r>
+        <w:rPr>
+          <w:lang w:val="fr_FR" w:bidi="fr_FR"/>
+        </w:rPr>
+      </w:r>
+      <w:r>
+        <w:rPr>
+          <w:lang w:val="fr_FR" w:bidi="fr_FR"/>
+        </w:rPr>
+        <w:t>Le sens littéral du terme "évangéliste" est "quelqu'un qui prêche la Bonne Nouvelle"</w:t>
+      </w:r>
+    </w:p>
+    <w:p>
+      <w:pPr>
+        <w:pStyle w:val="ListBullet"/>
+        <w:spacing w:line="240" w:lineRule="auto"/>
+        <w:ind w:left="720"/>
+      </w:pPr>
+      <w:r>
+        <w:rPr>
+          <w:lang w:val="fr_FR" w:bidi="fr_FR"/>
+        </w:rPr>
+      </w:r>
+      <w:r>
+        <w:rPr>
+          <w:lang w:val="fr_FR" w:bidi="fr_FR"/>
+        </w:rPr>
+        <w:t>Jésus a envoyé ses apôtres pour répandre la Bonne Nouvelle que nous pouvons faire partie du royaume de Dieu en faisant confiance à Jésus et à son sacrifice pour le péché.</w:t>
+      </w:r>
+    </w:p>
+    <w:p>
+      <w:pPr>
+        <w:pStyle w:val="ListBullet"/>
+        <w:spacing w:line="240" w:lineRule="auto"/>
+        <w:ind w:left="720"/>
+      </w:pPr>
+      <w:r>
+        <w:rPr>
+          <w:lang w:val="fr_FR" w:bidi="fr_FR"/>
+        </w:rPr>
+      </w:r>
+      <w:r>
+        <w:rPr>
+          <w:lang w:val="fr_FR" w:bidi="fr_FR"/>
+        </w:rPr>
+        <w:t>Tous les chrétiens sont exhortés à partager cette Bonne Nouvelle.</w:t>
+      </w:r>
+    </w:p>
+    <w:p>
+      <w:pPr>
+        <w:pStyle w:val="ListBullet"/>
+        <w:spacing w:line="240" w:lineRule="auto"/>
+        <w:ind w:left="720"/>
+      </w:pPr>
+      <w:r>
+        <w:rPr>
+          <w:lang w:val="fr_FR" w:bidi="fr_FR"/>
+        </w:rPr>
+      </w:r>
+      <w:r>
+        <w:rPr>
+          <w:lang w:val="fr_FR" w:bidi="fr_FR"/>
+        </w:rPr>
+        <w:t>Certains chrétiens ont un don spirituel spécial pour parler effectivement de la Bonne Nouvelle aux autres. On dit qu'ils ont le don de l'évangélisation et ils sont appelés des "évangélistes".</w:t>
+      </w:r>
+    </w:p>
+    <w:p>
+      <w:pPr>
+        <w:pStyle w:val="Heading3"/>
+      </w:pPr>
+      <w:r>
+        <w:rPr>
+          <w:lang w:val="fr_FR" w:bidi="fr_FR"/>
+        </w:rPr>
+        <w:t>Suggestions pour la traduction :</w:t>
+      </w:r>
+    </w:p>
+    <w:p>
+      <w:pPr>
+        <w:pStyle w:val="ListBullet"/>
+        <w:spacing w:line="240" w:lineRule="auto"/>
+        <w:ind w:left="720"/>
+      </w:pPr>
+      <w:r>
+        <w:rPr>
+          <w:lang w:val="fr_FR" w:bidi="fr_FR"/>
+        </w:rPr>
+      </w:r>
+      <w:r>
+        <w:rPr>
+          <w:lang w:val="fr_FR" w:bidi="fr_FR"/>
+        </w:rPr>
+        <w:t>Le terme "évangéliste" pourrait être traduit par "quelqu'un qui prêche la Bonne Nouvelle" ou "un enseignant de la Bonne Nouvelle" ou "une personne qui proclame la Bonne Nouvelle" ou "un prédicateur de la Bonne Nouvelle".</w:t>
+      </w:r>
+    </w:p>
+    <w:p>
+      <w:pPr/>
+      <w:r>
+        <w:rPr>
+          <w:lang w:val="fr_FR" w:bidi="fr_FR"/>
+        </w:rPr>
+      </w:r>
+      <w:r>
+        <w:rPr>
+          <w:lang w:val="fr_FR" w:bidi="fr_FR"/>
+        </w:rPr>
+        <w:t xml:space="preserve">(Voir aussi : </w:t>
+      </w:r>
+      <w:r>
+        <w:rPr>
+          <w:lang w:val="fr_FR" w:bidi="fr_FR"/>
+        </w:rPr>
+        <w:t>Bonne Nouvelle</w:t>
       </w:r>
       <w:r>
         <w:rPr>
@@ -6649,2108 +8684,13 @@
         <w:rPr>
           <w:lang w:val="fr_FR" w:bidi="fr_FR"/>
         </w:rPr>
-        <w:t>âme</w:t>
-      </w:r>
-      <w:r>
-        <w:rPr>
-          <w:lang w:val="fr_FR" w:bidi="fr_FR"/>
-        </w:rPr>
-        <w:t>)</w:t>
-      </w:r>
-      <w:r>
-        <w:rPr>
-          <w:lang w:val="fr_FR" w:bidi="fr_FR"/>
-        </w:rPr>
-      </w:r>
-      <w:r>
-        <w:rPr>
-          <w:lang w:val="fr_FR" w:bidi="fr_FR"/>
-        </w:rPr>
-      </w:r>
-    </w:p>
-    <w:p>
-      <w:pPr/>
-      <w:r>
-        <w:rPr>
-          <w:lang w:val="fr_FR" w:bidi="fr_FR"/>
-        </w:rPr>
-      </w:r>
-    </w:p>
-    <w:p>
-      <w:pPr>
-        <w:pStyle w:val="Heading2"/>
-      </w:pPr>
-      <w:r>
-        <w:rPr>
-          <w:lang w:val="fr_FR" w:bidi="fr_FR"/>
-        </w:rPr>
-        <w:t>Esprit</w:t>
-      </w:r>
-      <w:r>
-        <w:rPr>
-          <w:lang w:val="fr_FR" w:bidi="fr_FR"/>
-        </w:rPr>
-      </w:r>
-    </w:p>
-    <w:p>
-      <w:pPr>
-        <w:pStyle w:val="Heading3"/>
-      </w:pPr>
-      <w:r>
-        <w:rPr>
-          <w:lang w:val="fr_FR" w:bidi="fr_FR"/>
-        </w:rPr>
-        <w:t>Définition :</w:t>
-      </w:r>
-    </w:p>
-    <w:p>
-      <w:pPr/>
-      <w:r>
-        <w:rPr>
-          <w:lang w:val="fr_FR" w:bidi="fr_FR"/>
-        </w:rPr>
-      </w:r>
-      <w:r>
-        <w:rPr>
-          <w:lang w:val="fr_FR" w:bidi="fr_FR"/>
-        </w:rPr>
-        <w:t>Le terme "esprit" fait référence à la partie des personnes qui n'est pas physique et ne peut pas être vue. Quand une personne meurt, son esprit quitte son corps. Le mot "Esprit" peut aussi désigner une attitude ou un état émotionnel.</w:t>
-      </w:r>
-    </w:p>
-    <w:p>
-      <w:pPr>
-        <w:pStyle w:val="ListBullet"/>
-        <w:spacing w:line="240" w:lineRule="auto"/>
-        <w:ind w:left="720"/>
-      </w:pPr>
-      <w:r>
-        <w:rPr>
-          <w:lang w:val="fr_FR" w:bidi="fr_FR"/>
-        </w:rPr>
-      </w:r>
-      <w:r>
-        <w:rPr>
-          <w:lang w:val="fr_FR" w:bidi="fr_FR"/>
-        </w:rPr>
-        <w:t>Le terme "esprit" peut se référer à un être qui n'a pas un corps physique, en particulier un mauvais esprit.</w:t>
-      </w:r>
-    </w:p>
-    <w:p>
-      <w:pPr>
-        <w:pStyle w:val="ListBullet"/>
-        <w:spacing w:line="240" w:lineRule="auto"/>
-        <w:ind w:left="720"/>
-      </w:pPr>
-      <w:r>
-        <w:rPr>
-          <w:lang w:val="fr_FR" w:bidi="fr_FR"/>
-        </w:rPr>
-      </w:r>
-      <w:r>
-        <w:rPr>
-          <w:lang w:val="fr_FR" w:bidi="fr_FR"/>
-        </w:rPr>
-        <w:t>L'esprit d'une personne est la partie de son être qui peut connaître Dieu et croire en lui.</w:t>
-      </w:r>
-    </w:p>
-    <w:p>
-      <w:pPr>
-        <w:pStyle w:val="ListBullet"/>
-        <w:spacing w:line="240" w:lineRule="auto"/>
-        <w:ind w:left="720"/>
-      </w:pPr>
-      <w:r>
-        <w:rPr>
-          <w:lang w:val="fr_FR" w:bidi="fr_FR"/>
-        </w:rPr>
-      </w:r>
-      <w:r>
-        <w:rPr>
-          <w:lang w:val="fr_FR" w:bidi="fr_FR"/>
-        </w:rPr>
-        <w:t>En général, le terme "spirituel" décrit quelque chose dans le monde non-physique.</w:t>
-      </w:r>
-    </w:p>
-    <w:p>
-      <w:pPr>
-        <w:pStyle w:val="ListBullet"/>
-        <w:spacing w:line="240" w:lineRule="auto"/>
-        <w:ind w:left="720"/>
-      </w:pPr>
-      <w:r>
-        <w:rPr>
-          <w:lang w:val="fr_FR" w:bidi="fr_FR"/>
-        </w:rPr>
-      </w:r>
-      <w:r>
-        <w:rPr>
-          <w:lang w:val="fr_FR" w:bidi="fr_FR"/>
-        </w:rPr>
-        <w:t>Dans la Bible, le terme "spirituel" se réfère en particulier à tout ce qui se rapporte à Dieu, notamment à l'Esprit Saint.</w:t>
-      </w:r>
-    </w:p>
-    <w:p>
-      <w:pPr>
-        <w:pStyle w:val="ListBullet"/>
-        <w:spacing w:line="240" w:lineRule="auto"/>
-        <w:ind w:left="720"/>
-      </w:pPr>
-      <w:r>
-        <w:rPr>
-          <w:lang w:val="fr_FR" w:bidi="fr_FR"/>
-        </w:rPr>
-      </w:r>
-      <w:r>
-        <w:rPr>
-          <w:lang w:val="fr_FR" w:bidi="fr_FR"/>
-        </w:rPr>
-        <w:t>Par exemple, "la nourriture spirituelle" fait référence aux enseignements de Dieu, qui nourrissent l'esprit d'une personne, et la "sagesse spirituelle" fait référence à la connaissance et au comportement droit qui proviennent de la puissance du Saint-Esprit.</w:t>
-      </w:r>
-    </w:p>
-    <w:p>
-      <w:pPr>
-        <w:pStyle w:val="ListBullet"/>
-        <w:spacing w:line="240" w:lineRule="auto"/>
-        <w:ind w:left="720"/>
-      </w:pPr>
-      <w:r>
-        <w:rPr>
-          <w:lang w:val="fr_FR" w:bidi="fr_FR"/>
-        </w:rPr>
-      </w:r>
-      <w:r>
-        <w:rPr>
-          <w:lang w:val="fr_FR" w:bidi="fr_FR"/>
-        </w:rPr>
-        <w:t>Dieu est un "esprit" et il a créé d'autres êtres "spirituels" qui ne disposent pas des corps physiques.</w:t>
-      </w:r>
-    </w:p>
-    <w:p>
-      <w:pPr>
-        <w:pStyle w:val="ListBullet"/>
-        <w:spacing w:line="240" w:lineRule="auto"/>
-        <w:ind w:left="720"/>
-      </w:pPr>
-      <w:r>
-        <w:rPr>
-          <w:lang w:val="fr_FR" w:bidi="fr_FR"/>
-        </w:rPr>
-      </w:r>
-      <w:r>
-        <w:rPr>
-          <w:lang w:val="fr_FR" w:bidi="fr_FR"/>
-        </w:rPr>
-        <w:t>Les anges sont des êtres "spirituels", y compris ceux qui se sont rebellés contre Dieu et sont devenus de mauvais "esprits".</w:t>
-      </w:r>
-    </w:p>
-    <w:p>
-      <w:pPr>
-        <w:pStyle w:val="ListBullet"/>
-        <w:spacing w:line="240" w:lineRule="auto"/>
-        <w:ind w:left="720"/>
-      </w:pPr>
-      <w:r>
-        <w:rPr>
-          <w:lang w:val="fr_FR" w:bidi="fr_FR"/>
-        </w:rPr>
-      </w:r>
-      <w:r>
-        <w:rPr>
-          <w:lang w:val="fr_FR" w:bidi="fr_FR"/>
-        </w:rPr>
-        <w:t>Le terme, "esprit de", peut signifier "qui a les caractéristiques de", comme dans "l'esprit de sagesse" ou dans "l'esprit d'Élie".</w:t>
-      </w:r>
-    </w:p>
-    <w:p>
-      <w:pPr>
-        <w:pStyle w:val="ListBullet"/>
-        <w:spacing w:line="240" w:lineRule="auto"/>
-        <w:ind w:left="720"/>
-      </w:pPr>
-      <w:r>
-        <w:rPr>
-          <w:lang w:val="fr_FR" w:bidi="fr_FR"/>
-        </w:rPr>
-      </w:r>
-      <w:r>
-        <w:rPr>
-          <w:lang w:val="fr_FR" w:bidi="fr_FR"/>
-        </w:rPr>
-        <w:t>Des exemples d'"esprit" en tant qu'attitude ou émotion comprennent "l'esprit de peur" et " l'esprit de jalousie".</w:t>
-      </w:r>
-    </w:p>
-    <w:p>
-      <w:pPr>
-        <w:pStyle w:val="Heading3"/>
-      </w:pPr>
-      <w:r>
-        <w:rPr>
-          <w:lang w:val="fr_FR" w:bidi="fr_FR"/>
-        </w:rPr>
-        <w:t>Suggestions pour la traduction :</w:t>
-      </w:r>
-    </w:p>
-    <w:p>
-      <w:pPr>
-        <w:pStyle w:val="ListBullet"/>
-        <w:spacing w:line="240" w:lineRule="auto"/>
-        <w:ind w:left="720"/>
-      </w:pPr>
-      <w:r>
-        <w:rPr>
-          <w:lang w:val="fr_FR" w:bidi="fr_FR"/>
-        </w:rPr>
-      </w:r>
-      <w:r>
-        <w:rPr>
-          <w:lang w:val="fr_FR" w:bidi="fr_FR"/>
-        </w:rPr>
-        <w:t>En fonction du contexte, les façons de traduire le terme "esprit" pourraient être, "être non-physique" ou "partie intérieure" ou "être intérieur".</w:t>
-      </w:r>
-    </w:p>
-    <w:p>
-      <w:pPr>
-        <w:pStyle w:val="ListBullet"/>
-        <w:spacing w:line="240" w:lineRule="auto"/>
-        <w:ind w:left="720"/>
-      </w:pPr>
-      <w:r>
-        <w:rPr>
-          <w:lang w:val="fr_FR" w:bidi="fr_FR"/>
-        </w:rPr>
-      </w:r>
-      <w:r>
-        <w:rPr>
-          <w:lang w:val="fr_FR" w:bidi="fr_FR"/>
-        </w:rPr>
-        <w:t>Dans certains contextes, le terme "esprit" pourrait être traduit par "mauvais esprit" ou "mauvais être spirituel".</w:t>
-      </w:r>
-    </w:p>
-    <w:p>
-      <w:pPr>
-        <w:pStyle w:val="ListBullet"/>
-        <w:spacing w:line="240" w:lineRule="auto"/>
-        <w:ind w:left="720"/>
-      </w:pPr>
-      <w:r>
-        <w:rPr>
-          <w:lang w:val="fr_FR" w:bidi="fr_FR"/>
-        </w:rPr>
-      </w:r>
-      <w:r>
-        <w:rPr>
-          <w:lang w:val="fr_FR" w:bidi="fr_FR"/>
-        </w:rPr>
-        <w:t>Parfois, le terme "esprit" est utilisé pour exprimer les sentiments d'une personne, comme dans "mon esprit était affligé dans mon être le plus profond". Cela pourrait aussi se traduire par, "je me sentais affligé dans mon esprit" ou "je me sentais profondément affligé".</w:t>
-      </w:r>
-    </w:p>
-    <w:p>
-      <w:pPr>
-        <w:pStyle w:val="ListBullet"/>
-        <w:spacing w:line="240" w:lineRule="auto"/>
-        <w:ind w:left="720"/>
-      </w:pPr>
-      <w:r>
-        <w:rPr>
-          <w:lang w:val="fr_FR" w:bidi="fr_FR"/>
-        </w:rPr>
-      </w:r>
-      <w:r>
-        <w:rPr>
-          <w:lang w:val="fr_FR" w:bidi="fr_FR"/>
-        </w:rPr>
-        <w:t>L'expression, "l'esprit de", pourrait être traduite par, "le caractère de" ou "influence".</w:t>
-      </w:r>
-    </w:p>
-    <w:p>
-      <w:pPr>
-        <w:pStyle w:val="ListBullet"/>
-        <w:spacing w:line="240" w:lineRule="auto"/>
-        <w:ind w:left="720"/>
-      </w:pPr>
-      <w:r>
-        <w:rPr>
-          <w:lang w:val="fr_FR" w:bidi="fr_FR"/>
-        </w:rPr>
-      </w:r>
-      <w:r>
-        <w:rPr>
-          <w:lang w:val="fr_FR" w:bidi="fr_FR"/>
-        </w:rPr>
-        <w:t>Selon le contexte, le terme "spirituel" pourrait être traduit par "non-physique" ou "du Saint-Esprit" ou "venant de Dieu" ou "partie du monde non physique".</w:t>
-      </w:r>
-    </w:p>
-    <w:p>
-      <w:pPr>
-        <w:pStyle w:val="ListBullet"/>
-        <w:spacing w:line="240" w:lineRule="auto"/>
-        <w:ind w:left="720"/>
-      </w:pPr>
-      <w:r>
-        <w:rPr>
-          <w:lang w:val="fr_FR" w:bidi="fr_FR"/>
-        </w:rPr>
-      </w:r>
-      <w:r>
-        <w:rPr>
-          <w:lang w:val="fr_FR" w:bidi="fr_FR"/>
-        </w:rPr>
-        <w:t>L'expression "maturité spirituelle" pourrait être traduite par, "comportement pieux qui montre l'obéissance au Saint-Esprit".</w:t>
-      </w:r>
-    </w:p>
-    <w:p>
-      <w:pPr>
-        <w:pStyle w:val="ListBullet"/>
-        <w:spacing w:line="240" w:lineRule="auto"/>
-        <w:ind w:left="720"/>
-      </w:pPr>
-      <w:r>
-        <w:rPr>
-          <w:lang w:val="fr_FR" w:bidi="fr_FR"/>
-        </w:rPr>
-      </w:r>
-      <w:r>
-        <w:rPr>
-          <w:lang w:val="fr_FR" w:bidi="fr_FR"/>
-        </w:rPr>
-        <w:t>L'expression figurée "lait spirituel" pourrait également être traduite par, "les enseignements de base de Dieu" ou "les enseignements de Dieu qui nourrissent l'esprit".</w:t>
-      </w:r>
-    </w:p>
-    <w:p>
-      <w:pPr>
-        <w:pStyle w:val="ListBullet"/>
-        <w:spacing w:line="240" w:lineRule="auto"/>
-        <w:ind w:left="720"/>
-      </w:pPr>
-      <w:r>
-        <w:rPr>
-          <w:lang w:val="fr_FR" w:bidi="fr_FR"/>
-        </w:rPr>
-      </w:r>
-      <w:r>
-        <w:rPr>
-          <w:lang w:val="fr_FR" w:bidi="fr_FR"/>
-        </w:rPr>
-        <w:t>Le terme "don spirituel" pourrait être traduit par, "capacité spéciale que le Saint-Esprit donne".</w:t>
-      </w:r>
-    </w:p>
-    <w:p>
-      <w:pPr/>
-      <w:r>
-        <w:rPr>
-          <w:lang w:val="fr_FR" w:bidi="fr_FR"/>
-        </w:rPr>
-      </w:r>
-      <w:r>
-        <w:rPr>
-          <w:lang w:val="fr_FR" w:bidi="fr_FR"/>
-        </w:rPr>
-        <w:t xml:space="preserve">(Voir aussi : </w:t>
-      </w:r>
-      <w:r>
-        <w:rPr>
-          <w:lang w:val="fr_FR" w:bidi="fr_FR"/>
-        </w:rPr>
-        <w:t>ange</w:t>
-      </w:r>
-      <w:r>
-        <w:rPr>
-          <w:lang w:val="fr_FR" w:bidi="fr_FR"/>
-        </w:rPr>
-        <w:t xml:space="preserve">, </w:t>
-      </w:r>
-      <w:r>
-        <w:rPr>
-          <w:lang w:val="fr_FR" w:bidi="fr_FR"/>
-        </w:rPr>
-        <w:t>démon</w:t>
-      </w:r>
-      <w:r>
-        <w:rPr>
-          <w:lang w:val="fr_FR" w:bidi="fr_FR"/>
-        </w:rPr>
-        <w:t xml:space="preserve">, </w:t>
-      </w:r>
-      <w:r>
-        <w:rPr>
-          <w:lang w:val="fr_FR" w:bidi="fr_FR"/>
-        </w:rPr>
-        <w:t>Saint-Esprit</w:t>
-      </w:r>
-      <w:r>
-        <w:rPr>
-          <w:lang w:val="fr_FR" w:bidi="fr_FR"/>
-        </w:rPr>
-        <w:t xml:space="preserve">, </w:t>
-      </w:r>
-      <w:r>
-        <w:rPr>
-          <w:lang w:val="fr_FR" w:bidi="fr_FR"/>
-        </w:rPr>
-        <w:t>âme</w:t>
-      </w:r>
-      <w:r>
-        <w:rPr>
-          <w:lang w:val="fr_FR" w:bidi="fr_FR"/>
-        </w:rPr>
-        <w:t>)</w:t>
-      </w:r>
-      <w:r>
-        <w:rPr>
-          <w:lang w:val="fr_FR" w:bidi="fr_FR"/>
-        </w:rPr>
-      </w:r>
-      <w:r>
-        <w:rPr>
-          <w:lang w:val="fr_FR" w:bidi="fr_FR"/>
-        </w:rPr>
-      </w:r>
-    </w:p>
-    <w:p>
-      <w:pPr/>
-      <w:r>
-        <w:rPr>
-          <w:lang w:val="fr_FR" w:bidi="fr_FR"/>
-        </w:rPr>
-      </w:r>
-    </w:p>
-    <w:p>
-      <w:pPr>
-        <w:pStyle w:val="Heading2"/>
-      </w:pPr>
-      <w:r>
-        <w:rPr>
-          <w:lang w:val="fr_FR" w:bidi="fr_FR"/>
-        </w:rPr>
-        <w:t>Essuyer</w:t>
-      </w:r>
-      <w:r>
-        <w:rPr>
-          <w:lang w:val="fr_FR" w:bidi="fr_FR"/>
-        </w:rPr>
-      </w:r>
-    </w:p>
-    <w:p>
-      <w:pPr>
-        <w:pStyle w:val="Heading3"/>
-      </w:pPr>
-      <w:r>
-        <w:rPr>
-          <w:lang w:val="fr_FR" w:bidi="fr_FR"/>
-        </w:rPr>
-        <w:t>Définition :</w:t>
-      </w:r>
-    </w:p>
-    <w:p>
-      <w:pPr/>
-      <w:r>
-        <w:rPr>
-          <w:lang w:val="fr_FR" w:bidi="fr_FR"/>
-        </w:rPr>
-      </w:r>
-      <w:r>
-        <w:rPr>
-          <w:lang w:val="fr_FR" w:bidi="fr_FR"/>
-        </w:rPr>
-        <w:t>Les termes «effacer» et «essuyer» sont des idiomes qui signifient: supprimer complètement ou de détruire quelque chose ou quelqu'un.</w:t>
-      </w:r>
-    </w:p>
-    <w:p>
-      <w:pPr>
-        <w:pStyle w:val="ListBullet"/>
-        <w:spacing w:line="240" w:lineRule="auto"/>
-        <w:ind w:left="720"/>
-      </w:pPr>
-      <w:r>
-        <w:rPr>
-          <w:lang w:val="fr_FR" w:bidi="fr_FR"/>
-        </w:rPr>
-      </w:r>
-      <w:r>
-        <w:rPr>
-          <w:lang w:val="fr_FR" w:bidi="fr_FR"/>
-        </w:rPr>
-        <w:t>Ces idiomes peuvent être utilisés dans un sens positif, comme quand Dieu "efface" des péchés en les pardonnant et en choisissant de ne pas s'en souvenir.</w:t>
-      </w:r>
-    </w:p>
-    <w:p>
-      <w:pPr>
-        <w:pStyle w:val="ListBullet"/>
-        <w:spacing w:line="240" w:lineRule="auto"/>
-        <w:ind w:left="720"/>
-      </w:pPr>
-      <w:r>
-        <w:rPr>
-          <w:lang w:val="fr_FR" w:bidi="fr_FR"/>
-        </w:rPr>
-      </w:r>
-      <w:r>
-        <w:rPr>
-          <w:lang w:val="fr_FR" w:bidi="fr_FR"/>
-        </w:rPr>
-        <w:t>Il est également souvent utilisé dans un sens négatif, comme quand Dieu "efface" ou "essuye" un groupe de personnes, en les détruisant à cause de leur péché.</w:t>
-      </w:r>
-    </w:p>
-    <w:p>
-      <w:pPr>
-        <w:pStyle w:val="ListBullet"/>
-        <w:spacing w:line="240" w:lineRule="auto"/>
-        <w:ind w:left="720"/>
-      </w:pPr>
-      <w:r>
-        <w:rPr>
-          <w:lang w:val="fr_FR" w:bidi="fr_FR"/>
-        </w:rPr>
-      </w:r>
-      <w:r>
-        <w:rPr>
-          <w:lang w:val="fr_FR" w:bidi="fr_FR"/>
-        </w:rPr>
-        <w:t>La Bible parle du nom d'une personne qui sera "effacé" ou "essuyeer" du livre de la vie, ce qui signifie que la personne ne recevra pas la vie éternelle.</w:t>
-      </w:r>
-    </w:p>
-    <w:p>
-      <w:pPr>
-        <w:pStyle w:val="Heading3"/>
-      </w:pPr>
-      <w:r>
-        <w:rPr>
-          <w:lang w:val="fr_FR" w:bidi="fr_FR"/>
-        </w:rPr>
-        <w:t>Suggestion de traduction</w:t>
-      </w:r>
-    </w:p>
-    <w:p>
-      <w:pPr>
-        <w:pStyle w:val="ListBullet"/>
-        <w:spacing w:line="240" w:lineRule="auto"/>
-        <w:ind w:left="720"/>
-      </w:pPr>
-      <w:r>
-        <w:rPr>
-          <w:lang w:val="fr_FR" w:bidi="fr_FR"/>
-        </w:rPr>
-      </w:r>
-      <w:r>
-        <w:rPr>
-          <w:lang w:val="fr_FR" w:bidi="fr_FR"/>
-        </w:rPr>
-        <w:t>Selon le contexte, ces idiomes pourraient être traduits comme «se débarrasser de» ou «supprimer» ou «détruire complètement» ou «supprimer complètement*"</w:t>
-      </w:r>
-    </w:p>
-    <w:p>
-      <w:pPr/>
-      <w:r>
-        <w:rPr>
-          <w:lang w:val="fr_FR" w:bidi="fr_FR"/>
-        </w:rPr>
-      </w:r>
-      <w:r>
-        <w:rPr>
-          <w:lang w:val="fr_FR" w:bidi="fr_FR"/>
-        </w:rPr>
-        <w:t>Lorsqu'on se réfère à l'effacement du nom de quelqu'un du livre de vie, cela pourrait être traduit comme «retirer» ou «effacer».</w:t>
-      </w:r>
-      <w:r>
-        <w:rPr>
-          <w:lang w:val="fr_FR" w:bidi="fr_FR"/>
-        </w:rPr>
-      </w:r>
-      <w:r>
-        <w:rPr>
-          <w:lang w:val="fr_FR" w:bidi="fr_FR"/>
-        </w:rPr>
-      </w:r>
-    </w:p>
-    <w:p>
-      <w:pPr/>
-      <w:r>
-        <w:rPr>
-          <w:lang w:val="fr_FR" w:bidi="fr_FR"/>
-        </w:rPr>
-      </w:r>
-    </w:p>
-    <w:p>
-      <w:pPr>
-        <w:pStyle w:val="Heading2"/>
-      </w:pPr>
-      <w:r>
-        <w:rPr>
-          <w:lang w:val="fr_FR" w:bidi="fr_FR"/>
-        </w:rPr>
-        <w:t>Esther</w:t>
-      </w:r>
-      <w:r>
-        <w:rPr>
-          <w:lang w:val="fr_FR" w:bidi="fr_FR"/>
-        </w:rPr>
-      </w:r>
-    </w:p>
-    <w:p>
-      <w:pPr>
-        <w:pStyle w:val="Heading3"/>
-      </w:pPr>
-      <w:r>
-        <w:rPr>
-          <w:lang w:val="fr_FR" w:bidi="fr_FR"/>
-        </w:rPr>
-        <w:t>Informations sur la personne</w:t>
-      </w:r>
-    </w:p>
-    <w:p>
-      <w:pPr/>
-      <w:r>
-        <w:rPr>
-          <w:lang w:val="fr_FR" w:bidi="fr_FR"/>
-        </w:rPr>
-      </w:r>
-      <w:r>
-        <w:rPr>
-          <w:lang w:val="fr_FR" w:bidi="fr_FR"/>
-        </w:rPr>
-        <w:t>Esther est une femme juive qui est devenue reine du royaume de Perse à l'époque de la captivité des Juifs à Babylone. Son nom perse est « Esther » ; son nom hébraïque « Hadassa ».</w:t>
-      </w:r>
-    </w:p>
-    <w:p>
-      <w:pPr>
-        <w:pStyle w:val="ListBullet"/>
-        <w:spacing w:line="240" w:lineRule="auto"/>
-        <w:ind w:left="720"/>
-      </w:pPr>
-      <w:r>
-        <w:rPr>
-          <w:lang w:val="fr_FR" w:bidi="fr_FR"/>
-        </w:rPr>
-      </w:r>
-      <w:r>
-        <w:rPr>
-          <w:lang w:val="fr_FR" w:bidi="fr_FR"/>
-        </w:rPr>
-        <w:t>Le livre d'Esther raconte son histoire : comment elle est devenue la femme du roi de Perse, Assuérus, comment elle est devenue reine de Perse et comment Dieu l'a utilisée pour sauver son peuple.</w:t>
-      </w:r>
-    </w:p>
-    <w:p>
-      <w:pPr>
-        <w:pStyle w:val="ListBullet"/>
-        <w:spacing w:line="240" w:lineRule="auto"/>
-        <w:ind w:left="720"/>
-      </w:pPr>
-      <w:r>
-        <w:rPr>
-          <w:lang w:val="fr_FR" w:bidi="fr_FR"/>
-        </w:rPr>
-      </w:r>
-      <w:r>
-        <w:rPr>
-          <w:lang w:val="fr_FR" w:bidi="fr_FR"/>
-        </w:rPr>
-        <w:t>Esther est orpheline et est élevée par son cousin, Mardochée. Mardochée est un homme pieux.</w:t>
-      </w:r>
-    </w:p>
-    <w:p>
-      <w:pPr>
-        <w:pStyle w:val="ListBullet"/>
-        <w:spacing w:line="240" w:lineRule="auto"/>
-        <w:ind w:left="720"/>
-      </w:pPr>
-      <w:r>
-        <w:rPr>
-          <w:lang w:val="fr_FR" w:bidi="fr_FR"/>
-        </w:rPr>
-      </w:r>
-      <w:r>
-        <w:rPr>
-          <w:lang w:val="fr_FR" w:bidi="fr_FR"/>
-        </w:rPr>
-        <w:t>L'obéissance d'Esther envers Mardochée, son père adoptif, l'aide à obéir à Dieu également.</w:t>
-      </w:r>
-    </w:p>
-    <w:p>
-      <w:pPr>
-        <w:pStyle w:val="ListBullet"/>
-        <w:spacing w:line="240" w:lineRule="auto"/>
-        <w:ind w:left="720"/>
-      </w:pPr>
-      <w:r>
-        <w:rPr>
-          <w:lang w:val="fr_FR" w:bidi="fr_FR"/>
-        </w:rPr>
-      </w:r>
-      <w:r>
-        <w:rPr>
-          <w:lang w:val="fr_FR" w:bidi="fr_FR"/>
-        </w:rPr>
-        <w:t>Esther a obéi à Dieu et a risqué sa vie pour sauver son peuple, les Juifs.</w:t>
-      </w:r>
-    </w:p>
-    <w:p>
-      <w:pPr>
-        <w:pStyle w:val="ListBullet"/>
-        <w:spacing w:line="240" w:lineRule="auto"/>
-        <w:ind w:left="720"/>
-      </w:pPr>
-      <w:r>
-        <w:rPr>
-          <w:lang w:val="fr_FR" w:bidi="fr_FR"/>
-        </w:rPr>
-      </w:r>
-      <w:r>
-        <w:rPr>
-          <w:lang w:val="fr_FR" w:bidi="fr_FR"/>
-        </w:rPr>
-        <w:t>L'histoire d'Esther illustre le contrôle souverain que Dieu exerce sur les événements de l'Histoire, en particulier comment il protège son peuple et comment il œuvre à travers ceux qui lui obéissent.</w:t>
-      </w:r>
-    </w:p>
-    <w:p>
-      <w:pPr/>
-      <w:r>
-        <w:rPr>
-          <w:lang w:val="fr_FR" w:bidi="fr_FR"/>
-        </w:rPr>
-      </w:r>
-      <w:r>
-        <w:rPr>
-          <w:lang w:val="fr_FR" w:bidi="fr_FR"/>
-        </w:rPr>
-        <w:t xml:space="preserve">Voir : </w:t>
-      </w:r>
-      <w:r>
-        <w:rPr>
-          <w:lang w:val="fr_FR" w:bidi="fr_FR"/>
-        </w:rPr>
-        <w:t>Comment traduire les noms</w:t>
-      </w:r>
-    </w:p>
-    <w:p>
-      <w:pPr/>
-      <w:r>
-        <w:rPr>
-          <w:lang w:val="fr_FR" w:bidi="fr_FR"/>
-        </w:rPr>
-      </w:r>
-      <w:r>
-        <w:rPr>
-          <w:lang w:val="fr_FR" w:bidi="fr_FR"/>
-        </w:rPr>
-        <w:t xml:space="preserve">Voir aussi : </w:t>
-      </w:r>
-      <w:r>
-        <w:rPr>
-          <w:lang w:val="fr_FR" w:bidi="fr_FR"/>
-        </w:rPr>
-        <w:t>Assuérus</w:t>
-      </w:r>
-      <w:r>
-        <w:rPr>
-          <w:lang w:val="fr_FR" w:bidi="fr_FR"/>
-        </w:rPr>
-        <w:t xml:space="preserve">, </w:t>
-      </w:r>
-      <w:r>
-        <w:rPr>
-          <w:lang w:val="fr_FR" w:bidi="fr_FR"/>
-        </w:rPr>
-        <w:t>Mardochée</w:t>
-      </w:r>
-      <w:r>
-        <w:rPr>
-          <w:lang w:val="fr_FR" w:bidi="fr_FR"/>
-        </w:rPr>
-        <w:t xml:space="preserve">, </w:t>
-      </w:r>
-      <w:r>
-        <w:rPr>
-          <w:lang w:val="fr_FR" w:bidi="fr_FR"/>
-        </w:rPr>
-        <w:t>Perse</w:t>
-      </w:r>
-    </w:p>
-    <w:p>
-      <w:pPr>
-        <w:pStyle w:val="Heading3"/>
-      </w:pPr>
-      <w:r>
-        <w:rPr>
-          <w:lang w:val="fr_FR" w:bidi="fr_FR"/>
-        </w:rPr>
-        <w:t>Passages bibliques</w:t>
-      </w:r>
-    </w:p>
-    <w:p>
-      <w:pPr>
-        <w:pStyle w:val="ListBullet"/>
-        <w:spacing w:line="240" w:lineRule="auto"/>
-        <w:ind w:left="720"/>
-      </w:pPr>
-      <w:r>
-        <w:rPr>
-          <w:lang w:val="fr_FR" w:bidi="fr_FR"/>
-        </w:rPr>
-      </w:r>
-      <w:r>
-        <w:rPr>
-          <w:lang w:val="fr_FR" w:bidi="fr_FR"/>
-        </w:rPr>
-        <w:t>Esther 2.7</w:t>
-      </w:r>
-    </w:p>
-    <w:p>
-      <w:pPr>
-        <w:pStyle w:val="ListBullet"/>
-        <w:spacing w:line="240" w:lineRule="auto"/>
-        <w:ind w:left="720"/>
-      </w:pPr>
-      <w:r>
-        <w:rPr>
-          <w:lang w:val="fr_FR" w:bidi="fr_FR"/>
-        </w:rPr>
-      </w:r>
-      <w:r>
-        <w:rPr>
-          <w:lang w:val="fr_FR" w:bidi="fr_FR"/>
-        </w:rPr>
-        <w:t>Esther 2.15</w:t>
-      </w:r>
-    </w:p>
-    <w:p>
-      <w:pPr>
-        <w:pStyle w:val="ListBullet"/>
-        <w:spacing w:line="240" w:lineRule="auto"/>
-        <w:ind w:left="720"/>
-      </w:pPr>
-      <w:r>
-        <w:rPr>
-          <w:lang w:val="fr_FR" w:bidi="fr_FR"/>
-        </w:rPr>
-      </w:r>
-      <w:r>
-        <w:rPr>
-          <w:lang w:val="fr_FR" w:bidi="fr_FR"/>
-        </w:rPr>
-        <w:t>Esther 7.1</w:t>
-      </w:r>
-    </w:p>
-    <w:p>
-      <w:pPr>
-        <w:pStyle w:val="ListBullet"/>
-        <w:spacing w:line="240" w:lineRule="auto"/>
-        <w:ind w:left="720"/>
-      </w:pPr>
-      <w:r>
-        <w:rPr>
-          <w:lang w:val="fr_FR" w:bidi="fr_FR"/>
-        </w:rPr>
-      </w:r>
-      <w:r>
-        <w:rPr>
-          <w:lang w:val="fr_FR" w:bidi="fr_FR"/>
-        </w:rPr>
-        <w:t>Esther 8.2</w:t>
-      </w:r>
-    </w:p>
-    <w:p>
-      <w:pPr>
-        <w:pStyle w:val="Heading3"/>
-      </w:pPr>
-      <w:r>
-        <w:rPr>
-          <w:lang w:val="fr_FR" w:bidi="fr_FR"/>
-        </w:rPr>
-        <w:t>Données sur le mot</w:t>
-      </w:r>
-    </w:p>
-    <w:p>
-      <w:pPr>
-        <w:pStyle w:val="ListBullet"/>
-        <w:spacing w:line="240" w:lineRule="auto"/>
-        <w:ind w:left="720"/>
-      </w:pPr>
-      <w:r>
-        <w:rPr>
-          <w:lang w:val="fr_FR" w:bidi="fr_FR"/>
-        </w:rPr>
-      </w:r>
-      <w:r>
-        <w:rPr>
-          <w:lang w:val="fr_FR" w:bidi="fr_FR"/>
-        </w:rPr>
-        <w:t>Numéro Strong : H0635</w:t>
-      </w:r>
-      <w:r>
-        <w:rPr>
-          <w:lang w:val="fr_FR" w:bidi="fr_FR"/>
-        </w:rPr>
-      </w:r>
-      <w:r>
-        <w:rPr>
-          <w:lang w:val="fr_FR" w:bidi="fr_FR"/>
-        </w:rPr>
-      </w:r>
-    </w:p>
-    <w:p>
-      <w:pPr/>
-      <w:r>
-        <w:rPr>
-          <w:lang w:val="fr_FR" w:bidi="fr_FR"/>
-        </w:rPr>
-      </w:r>
-    </w:p>
-    <w:p>
-      <w:pPr>
-        <w:pStyle w:val="Heading2"/>
-      </w:pPr>
-      <w:r>
-        <w:rPr>
-          <w:lang w:val="fr_FR" w:bidi="fr_FR"/>
-        </w:rPr>
-        <w:t>Éteindre</w:t>
-      </w:r>
-      <w:r>
-        <w:rPr>
-          <w:lang w:val="fr_FR" w:bidi="fr_FR"/>
-        </w:rPr>
-      </w:r>
-    </w:p>
-    <w:p>
-      <w:pPr>
-        <w:pStyle w:val="Heading3"/>
-      </w:pPr>
-      <w:r>
-        <w:rPr>
-          <w:lang w:val="fr_FR" w:bidi="fr_FR"/>
-        </w:rPr>
-        <w:t>Définition :</w:t>
-      </w:r>
-    </w:p>
-    <w:p>
-      <w:pPr/>
-      <w:r>
-        <w:rPr>
-          <w:lang w:val="fr_FR" w:bidi="fr_FR"/>
-        </w:rPr>
-      </w:r>
-      <w:r>
-        <w:rPr>
-          <w:lang w:val="fr_FR" w:bidi="fr_FR"/>
-        </w:rPr>
-        <w:t>Le terme «éteindre» signifie stopper ou arrêter quelque chose qui doit continuer.</w:t>
-      </w:r>
-    </w:p>
-    <w:p>
-      <w:pPr>
-        <w:pStyle w:val="ListBullet"/>
-        <w:spacing w:line="240" w:lineRule="auto"/>
-        <w:ind w:left="720"/>
-      </w:pPr>
-      <w:r>
-        <w:rPr>
-          <w:lang w:val="fr_FR" w:bidi="fr_FR"/>
-        </w:rPr>
-      </w:r>
-      <w:r>
-        <w:rPr>
-          <w:lang w:val="fr_FR" w:bidi="fr_FR"/>
-        </w:rPr>
-        <w:t>Ce terme est généralement utilisé dans le contexte d'étancher la soif.</w:t>
-      </w:r>
-    </w:p>
-    <w:p>
-      <w:pPr>
-        <w:pStyle w:val="ListBullet"/>
-        <w:spacing w:line="240" w:lineRule="auto"/>
-        <w:ind w:left="720"/>
-      </w:pPr>
-      <w:r>
-        <w:rPr>
-          <w:lang w:val="fr_FR" w:bidi="fr_FR"/>
-        </w:rPr>
-      </w:r>
-      <w:r>
-        <w:rPr>
-          <w:lang w:val="fr_FR" w:bidi="fr_FR"/>
-        </w:rPr>
-        <w:t>Il peut également être utilisé pour se référer à éteindre un incendie.</w:t>
-      </w:r>
-    </w:p>
-    <w:p>
-      <w:pPr>
-        <w:pStyle w:val="ListBullet"/>
-        <w:spacing w:line="240" w:lineRule="auto"/>
-        <w:ind w:left="720"/>
-      </w:pPr>
-      <w:r>
-        <w:rPr>
-          <w:lang w:val="fr_FR" w:bidi="fr_FR"/>
-        </w:rPr>
-      </w:r>
-      <w:r>
-        <w:rPr>
-          <w:lang w:val="fr_FR" w:bidi="fr_FR"/>
-        </w:rPr>
-        <w:t>Dans Les deux cas la soif et le feu sont éteints par l'eau.</w:t>
-      </w:r>
-    </w:p>
-    <w:p>
-      <w:pPr/>
-      <w:r>
-        <w:rPr>
-          <w:lang w:val="fr_FR" w:bidi="fr_FR"/>
-        </w:rPr>
-      </w:r>
-      <w:r>
-        <w:rPr>
-          <w:lang w:val="fr_FR" w:bidi="fr_FR"/>
-        </w:rPr>
-        <w:t>(Voir aussi : (../other/fruit.md), (../kt/gift.md), (../kt/holyspirit.md))</w:t>
-      </w:r>
-      <w:r>
-        <w:rPr>
-          <w:lang w:val="fr_FR" w:bidi="fr_FR"/>
-        </w:rPr>
-      </w:r>
-      <w:r>
-        <w:rPr>
-          <w:lang w:val="fr_FR" w:bidi="fr_FR"/>
-        </w:rPr>
-      </w:r>
-    </w:p>
-    <w:p>
-      <w:pPr/>
-      <w:r>
-        <w:rPr>
-          <w:lang w:val="fr_FR" w:bidi="fr_FR"/>
-        </w:rPr>
-      </w:r>
-    </w:p>
-    <w:p>
-      <w:pPr>
-        <w:pStyle w:val="Heading2"/>
-      </w:pPr>
-      <w:r>
-        <w:rPr>
-          <w:lang w:val="fr_FR" w:bidi="fr_FR"/>
-        </w:rPr>
-        <w:t>Éternité</w:t>
-      </w:r>
-      <w:r>
-        <w:rPr>
-          <w:lang w:val="fr_FR" w:bidi="fr_FR"/>
-        </w:rPr>
-      </w:r>
-    </w:p>
-    <w:p>
-      <w:pPr>
-        <w:pStyle w:val="Heading3"/>
-      </w:pPr>
-      <w:r>
-        <w:rPr>
-          <w:lang w:val="fr_FR" w:bidi="fr_FR"/>
-        </w:rPr>
-        <w:t>Définition :</w:t>
-      </w:r>
-    </w:p>
-    <w:p>
-      <w:pPr/>
-      <w:r>
-        <w:rPr>
-          <w:lang w:val="fr_FR" w:bidi="fr_FR"/>
-        </w:rPr>
-      </w:r>
-      <w:r>
-        <w:rPr>
-          <w:lang w:val="fr_FR" w:bidi="fr_FR"/>
-        </w:rPr>
-        <w:t>Les termes "perpétuel" et "éternel" ont des sens très semblables. Ils se réfèrent à quelque chose qui existera pour "l'éternité" ou qui durera "pour toujours".</w:t>
-      </w:r>
-    </w:p>
-    <w:p>
-      <w:pPr>
-        <w:pStyle w:val="ListBullet"/>
-        <w:spacing w:line="240" w:lineRule="auto"/>
-        <w:ind w:left="720"/>
-      </w:pPr>
-      <w:r>
-        <w:rPr>
-          <w:lang w:val="fr_FR" w:bidi="fr_FR"/>
-        </w:rPr>
-      </w:r>
-      <w:r>
-        <w:rPr>
-          <w:lang w:val="fr_FR" w:bidi="fr_FR"/>
-        </w:rPr>
-        <w:t>Après avoir passé leur vie sur la terre, les êtres humains passeront "l'éternité" soit au ciel avec Dieu, ou en enfer, séparés de Dieu.</w:t>
-      </w:r>
-    </w:p>
-    <w:p>
-      <w:pPr>
-        <w:pStyle w:val="ListBullet"/>
-        <w:spacing w:line="240" w:lineRule="auto"/>
-        <w:ind w:left="720"/>
-      </w:pPr>
-      <w:r>
-        <w:rPr>
-          <w:lang w:val="fr_FR" w:bidi="fr_FR"/>
-        </w:rPr>
-      </w:r>
-      <w:r>
-        <w:rPr>
-          <w:lang w:val="fr_FR" w:bidi="fr_FR"/>
-        </w:rPr>
-        <w:t>Le terme "éternité" fait référence à un état d'être qui dure "éternellement" et à toujours. On pourrait dire que "l’éternité" n'a ni commencement ni fin.</w:t>
-      </w:r>
-    </w:p>
-    <w:p>
-      <w:pPr>
-        <w:pStyle w:val="ListBullet"/>
-        <w:spacing w:line="240" w:lineRule="auto"/>
-        <w:ind w:left="720"/>
-      </w:pPr>
-      <w:r>
-        <w:rPr>
-          <w:lang w:val="fr_FR" w:bidi="fr_FR"/>
-        </w:rPr>
-      </w:r>
-      <w:r>
-        <w:rPr>
-          <w:lang w:val="fr_FR" w:bidi="fr_FR"/>
-        </w:rPr>
-        <w:t>Les termes "vie éternelle" et "vie perpétuelle" sont utilisés dans le Nouveau Testament pour désigner la vie "éternelle" avec Dieu, dans le ciel.</w:t>
-      </w:r>
-    </w:p>
-    <w:p>
-      <w:pPr>
-        <w:pStyle w:val="ListBullet"/>
-        <w:spacing w:line="240" w:lineRule="auto"/>
-        <w:ind w:left="720"/>
-      </w:pPr>
-      <w:r>
-        <w:rPr>
-          <w:lang w:val="fr_FR" w:bidi="fr_FR"/>
-        </w:rPr>
-      </w:r>
-      <w:r>
-        <w:rPr>
-          <w:lang w:val="fr_FR" w:bidi="fr_FR"/>
-        </w:rPr>
-        <w:t>Le terme "pour toujours" se dit du temps qui n'a pas de fin. D’autres expressions qui ont le même sens comprennent : éternellement, à perpétuité, pour l’éternité, à jamais, aux siècles des siècles, éternellement et à toujours.</w:t>
-      </w:r>
-    </w:p>
-    <w:p>
-      <w:pPr>
-        <w:pStyle w:val="ListBullet"/>
-        <w:spacing w:line="240" w:lineRule="auto"/>
-        <w:ind w:left="720"/>
-      </w:pPr>
-      <w:r>
-        <w:rPr>
-          <w:lang w:val="fr_FR" w:bidi="fr_FR"/>
-        </w:rPr>
-      </w:r>
-      <w:r>
-        <w:rPr>
-          <w:lang w:val="fr_FR" w:bidi="fr_FR"/>
-        </w:rPr>
-        <w:t>L'expression "pour toujours et à jamais" présente l'idée d'un temps qui ne finit jamais et s’applique à "l'éternité" ou la vie "éternelle". Elle met l'accent sur le fait que quelque chose se produira ou existera "toujours". L'expression s'applique au temps qui ne finit jamais.</w:t>
-      </w:r>
-    </w:p>
-    <w:p>
-      <w:pPr>
-        <w:pStyle w:val="ListBullet"/>
-        <w:spacing w:line="240" w:lineRule="auto"/>
-        <w:ind w:left="720"/>
-      </w:pPr>
-      <w:r>
-        <w:rPr>
-          <w:lang w:val="fr_FR" w:bidi="fr_FR"/>
-        </w:rPr>
-      </w:r>
-      <w:r>
-        <w:rPr>
-          <w:lang w:val="fr_FR" w:bidi="fr_FR"/>
-        </w:rPr>
-        <w:t>Dieu a dit que le trône de David durera "pour toujours". Cela fait référence au fait que le descendant de David, Jésus, régnera à perpétuité.</w:t>
-      </w:r>
-    </w:p>
-    <w:p>
-      <w:pPr>
-        <w:pStyle w:val="Heading3"/>
-      </w:pPr>
-      <w:r>
-        <w:rPr>
-          <w:lang w:val="fr_FR" w:bidi="fr_FR"/>
-        </w:rPr>
-        <w:t>Suggestions pour la traduction :</w:t>
-      </w:r>
-    </w:p>
-    <w:p>
-      <w:pPr>
-        <w:pStyle w:val="ListBullet"/>
-        <w:spacing w:line="240" w:lineRule="auto"/>
-        <w:ind w:left="720"/>
-      </w:pPr>
-      <w:r>
-        <w:rPr>
-          <w:lang w:val="fr_FR" w:bidi="fr_FR"/>
-        </w:rPr>
-      </w:r>
-      <w:r>
-        <w:rPr>
-          <w:lang w:val="fr_FR" w:bidi="fr_FR"/>
-        </w:rPr>
-        <w:t>D'autres façons de traduire "éternel" ou "perpétuel" pourraient être "sans fin" ou "ne s'arrêtant jamais" ou "continuant à jamais".</w:t>
-      </w:r>
-    </w:p>
-    <w:p>
-      <w:pPr>
-        <w:pStyle w:val="ListBullet"/>
-        <w:spacing w:line="240" w:lineRule="auto"/>
-        <w:ind w:left="720"/>
-      </w:pPr>
-      <w:r>
-        <w:rPr>
-          <w:lang w:val="fr_FR" w:bidi="fr_FR"/>
-        </w:rPr>
-      </w:r>
-      <w:r>
-        <w:rPr>
-          <w:lang w:val="fr_FR" w:bidi="fr_FR"/>
-        </w:rPr>
-        <w:t>Les termes "vie éternelle" et "vie à perpétuité" pourraient être traduits par "vie qui ne finit jamais" ou "vie qui continue pour toujours" ou "la résurrection de nos corps pour vivre éternellement".</w:t>
-      </w:r>
-    </w:p>
-    <w:p>
-      <w:pPr>
-        <w:pStyle w:val="ListBullet"/>
-        <w:spacing w:line="240" w:lineRule="auto"/>
-        <w:ind w:left="720"/>
-      </w:pPr>
-      <w:r>
-        <w:rPr>
-          <w:lang w:val="fr_FR" w:bidi="fr_FR"/>
-        </w:rPr>
-      </w:r>
-      <w:r>
-        <w:rPr>
-          <w:lang w:val="fr_FR" w:bidi="fr_FR"/>
-        </w:rPr>
-        <w:t>Selon le contexte, différentes façons de traduire "éternité" pourraient comprendre "existence d'éternité en éternité" ou "vie sans fin" ou "vie au ciel".</w:t>
-      </w:r>
-    </w:p>
-    <w:p>
-      <w:pPr>
-        <w:pStyle w:val="ListBullet"/>
-        <w:spacing w:line="240" w:lineRule="auto"/>
-        <w:ind w:left="720"/>
-      </w:pPr>
-      <w:r>
-        <w:rPr>
-          <w:lang w:val="fr_FR" w:bidi="fr_FR"/>
-        </w:rPr>
-      </w:r>
-      <w:r>
-        <w:rPr>
-          <w:lang w:val="fr_FR" w:bidi="fr_FR"/>
-        </w:rPr>
-        <w:t>Considérez également comment ce mot est traduit dans une traduction de la Bible en langue locale ou nationale. (See: Comment traduire les inconnus)</w:t>
-      </w:r>
-    </w:p>
-    <w:p>
-      <w:pPr>
-        <w:pStyle w:val="ListBullet"/>
-        <w:spacing w:line="240" w:lineRule="auto"/>
-        <w:ind w:left="720"/>
-      </w:pPr>
-      <w:r>
-        <w:rPr>
-          <w:lang w:val="fr_FR" w:bidi="fr_FR"/>
-        </w:rPr>
-      </w:r>
-      <w:r>
-        <w:rPr>
-          <w:lang w:val="fr_FR" w:bidi="fr_FR"/>
-        </w:rPr>
-        <w:t>"Pour toujours" pourrait aussi être traduit par "éternellement" ou "sans fin" ou "à jamais" ou "à perpétuité".</w:t>
-      </w:r>
-    </w:p>
-    <w:p>
-      <w:pPr>
-        <w:pStyle w:val="ListBullet"/>
-        <w:spacing w:line="240" w:lineRule="auto"/>
-        <w:ind w:left="720"/>
-      </w:pPr>
-      <w:r>
-        <w:rPr>
-          <w:lang w:val="fr_FR" w:bidi="fr_FR"/>
-        </w:rPr>
-      </w:r>
-      <w:r>
-        <w:rPr>
-          <w:lang w:val="fr_FR" w:bidi="fr_FR"/>
-        </w:rPr>
-        <w:t>L'expression "durera pour toujours" pourrait être traduite par, "va exister toujours" ou "n'aura pas de fin" ou "continuera pour toujours".</w:t>
-      </w:r>
-    </w:p>
-    <w:p>
-      <w:pPr>
-        <w:pStyle w:val="ListBullet"/>
-        <w:spacing w:line="240" w:lineRule="auto"/>
-        <w:ind w:left="720"/>
-      </w:pPr>
-      <w:r>
-        <w:rPr>
-          <w:lang w:val="fr_FR" w:bidi="fr_FR"/>
-        </w:rPr>
-      </w:r>
-      <w:r>
-        <w:rPr>
-          <w:lang w:val="fr_FR" w:bidi="fr_FR"/>
-        </w:rPr>
-        <w:t>L'expression emphatique "pour toujours et à jamais" pourrait être traduite par "aux siècles des siècles" ou "éternellement et à toujours" ou "d'éternité en éternité".</w:t>
-      </w:r>
-    </w:p>
-    <w:p>
-      <w:pPr>
-        <w:pStyle w:val="ListBullet"/>
-        <w:spacing w:line="240" w:lineRule="auto"/>
-        <w:ind w:left="720"/>
-      </w:pPr>
-      <w:r>
-        <w:rPr>
-          <w:lang w:val="fr_FR" w:bidi="fr_FR"/>
-        </w:rPr>
-      </w:r>
-      <w:r>
-        <w:rPr>
-          <w:lang w:val="fr_FR" w:bidi="fr_FR"/>
-        </w:rPr>
-        <w:t>"Le trône de David va durer pour toujours" pourrait être traduit par "un descendant de David régnera pour toujours" ou "il y aura un descendant de David sur le trône pour toujours".</w:t>
-      </w:r>
-    </w:p>
-    <w:p>
-      <w:pPr/>
-      <w:r>
-        <w:rPr>
-          <w:lang w:val="fr_FR" w:bidi="fr_FR"/>
-        </w:rPr>
-      </w:r>
-      <w:r>
-        <w:rPr>
-          <w:lang w:val="fr_FR" w:bidi="fr_FR"/>
-        </w:rPr>
-        <w:t xml:space="preserve">(Voir aussi : </w:t>
-      </w:r>
-      <w:r>
-        <w:rPr>
-          <w:lang w:val="fr_FR" w:bidi="fr_FR"/>
-        </w:rPr>
-        <w:t>David</w:t>
-      </w:r>
-      <w:r>
-        <w:rPr>
-          <w:lang w:val="fr_FR" w:bidi="fr_FR"/>
-        </w:rPr>
-        <w:t xml:space="preserve">, </w:t>
-      </w:r>
-      <w:r>
-        <w:rPr>
-          <w:lang w:val="fr_FR" w:bidi="fr_FR"/>
-        </w:rPr>
-        <w:t>règne</w:t>
-      </w:r>
-      <w:r>
-        <w:rPr>
-          <w:lang w:val="fr_FR" w:bidi="fr_FR"/>
-        </w:rPr>
-        <w:t xml:space="preserve">, </w:t>
-      </w:r>
-      <w:r>
-        <w:rPr>
-          <w:lang w:val="fr_FR" w:bidi="fr_FR"/>
-        </w:rPr>
-        <w:t>vie</w:t>
-      </w:r>
-      <w:r>
-        <w:rPr>
-          <w:lang w:val="fr_FR" w:bidi="fr_FR"/>
-        </w:rPr>
-        <w:t>)</w:t>
-      </w:r>
-      <w:r>
-        <w:rPr>
-          <w:lang w:val="fr_FR" w:bidi="fr_FR"/>
-        </w:rPr>
-      </w:r>
-      <w:r>
-        <w:rPr>
-          <w:lang w:val="fr_FR" w:bidi="fr_FR"/>
-        </w:rPr>
-      </w:r>
-    </w:p>
-    <w:p>
-      <w:pPr/>
-      <w:r>
-        <w:rPr>
-          <w:lang w:val="fr_FR" w:bidi="fr_FR"/>
-        </w:rPr>
-      </w:r>
-    </w:p>
-    <w:p>
-      <w:pPr>
-        <w:pStyle w:val="Heading2"/>
-      </w:pPr>
-      <w:r>
-        <w:rPr>
-          <w:lang w:val="fr_FR" w:bidi="fr_FR"/>
-        </w:rPr>
-        <w:t>Ethiopie</w:t>
-      </w:r>
-      <w:r>
-        <w:rPr>
-          <w:lang w:val="fr_FR" w:bidi="fr_FR"/>
-        </w:rPr>
-      </w:r>
-    </w:p>
-    <w:p>
-      <w:pPr>
-        <w:pStyle w:val="Heading3"/>
-      </w:pPr>
-      <w:r>
-        <w:rPr>
-          <w:lang w:val="fr_FR" w:bidi="fr_FR"/>
-        </w:rPr>
-        <w:t>Définition :</w:t>
-      </w:r>
-    </w:p>
-    <w:p>
-      <w:pPr/>
-      <w:r>
-        <w:rPr>
-          <w:lang w:val="fr_FR" w:bidi="fr_FR"/>
-        </w:rPr>
-      </w:r>
-      <w:r>
-        <w:rPr>
-          <w:lang w:val="fr_FR" w:bidi="fr_FR"/>
-        </w:rPr>
-        <w:t>L'Ethiopie était un pays africain situé juste au Sud de l'Egypte,limité par le fleuve Nil à l'Ouest et par la Mer Rouge à l'Est*Une personne qui est de l Ethiopie est appelée un"Ethiopien".</w:t>
-      </w:r>
-    </w:p>
-    <w:p>
-      <w:pPr>
-        <w:pStyle w:val="ListBullet"/>
-        <w:spacing w:line="240" w:lineRule="auto"/>
-        <w:ind w:left="720"/>
-      </w:pPr>
-      <w:r>
-        <w:rPr>
-          <w:lang w:val="fr_FR" w:bidi="fr_FR"/>
-        </w:rPr>
-      </w:r>
-      <w:r>
-        <w:rPr>
-          <w:lang w:val="fr_FR" w:bidi="fr_FR"/>
-        </w:rPr>
-        <w:t>L'ancienne Ethiopie était située au Sud de l'Egypte y compris le terrain qui est maintenant une partie de plusieurs pays modernes africains,tel que le Soudan,l'Ethiopie moderne,la Somalie,le Kenya,l'Ouganda,l'Afrique centrale ,et le Tchad.</w:t>
-      </w:r>
-    </w:p>
-    <w:p>
-      <w:pPr>
-        <w:pStyle w:val="ListBullet"/>
-        <w:spacing w:line="240" w:lineRule="auto"/>
-        <w:ind w:left="720"/>
-      </w:pPr>
-      <w:r>
-        <w:rPr>
-          <w:lang w:val="fr_FR" w:bidi="fr_FR"/>
-        </w:rPr>
-      </w:r>
-      <w:r>
-        <w:rPr>
-          <w:lang w:val="fr_FR" w:bidi="fr_FR"/>
-        </w:rPr>
-        <w:t>Dans la Bible ,l'Ethiopie est souvent appelée "Cusch""ou"Nubie".</w:t>
-      </w:r>
-    </w:p>
-    <w:p>
-      <w:pPr>
-        <w:pStyle w:val="ListBullet"/>
-        <w:spacing w:line="240" w:lineRule="auto"/>
-        <w:ind w:left="720"/>
-      </w:pPr>
-      <w:r>
-        <w:rPr>
-          <w:lang w:val="fr_FR" w:bidi="fr_FR"/>
-        </w:rPr>
-      </w:r>
-      <w:r>
-        <w:rPr>
-          <w:lang w:val="fr_FR" w:bidi="fr_FR"/>
-        </w:rPr>
-        <w:t>L'Ethiopie(Cusch)et l'Egypte étaient souvent mentionnés ensemble dans la Bible,peut-être parce qu'ils étaient situés côte à côte et leur peuple pourrait avoir un même ancêtre.</w:t>
-      </w:r>
-    </w:p>
-    <w:p>
-      <w:pPr>
-        <w:pStyle w:val="ListBullet"/>
-        <w:spacing w:line="240" w:lineRule="auto"/>
-        <w:ind w:left="720"/>
-      </w:pPr>
-      <w:r>
-        <w:rPr>
-          <w:lang w:val="fr_FR" w:bidi="fr_FR"/>
-        </w:rPr>
-      </w:r>
-      <w:r>
-        <w:rPr>
-          <w:lang w:val="fr_FR" w:bidi="fr_FR"/>
-        </w:rPr>
-        <w:t>Dieu a envoyé Philippe l'évangeliste dans un désert où il a partagé la bonne nouvelle de Jésus avec les eunuques Ethiopiens</w:t>
-      </w:r>
-    </w:p>
-    <w:p>
-      <w:pPr/>
-      <w:r>
-        <w:rPr>
-          <w:lang w:val="fr_FR" w:bidi="fr_FR"/>
-        </w:rPr>
-      </w:r>
-      <w:r>
-        <w:rPr>
-          <w:lang w:val="fr_FR" w:bidi="fr_FR"/>
-        </w:rPr>
-        <w:t>(Voir aussi : (rc://fr/ta/man/translate/translate-names))</w:t>
-      </w:r>
-    </w:p>
-    <w:p>
-      <w:pPr/>
-      <w:r>
-        <w:rPr>
-          <w:lang w:val="fr_FR" w:bidi="fr_FR"/>
-        </w:rPr>
-      </w:r>
-      <w:r>
-        <w:rPr>
-          <w:lang w:val="fr_FR" w:bidi="fr_FR"/>
-        </w:rPr>
-        <w:t>(Voir aussi : (../names/cush.md), (../names/egypt.md), (../kt/eunuch.md), (../names/philip.md))</w:t>
-      </w:r>
-      <w:r>
-        <w:rPr>
-          <w:lang w:val="fr_FR" w:bidi="fr_FR"/>
-        </w:rPr>
-      </w:r>
-      <w:r>
-        <w:rPr>
-          <w:lang w:val="fr_FR" w:bidi="fr_FR"/>
-        </w:rPr>
-      </w:r>
-    </w:p>
-    <w:p>
-      <w:pPr/>
-      <w:r>
-        <w:rPr>
-          <w:lang w:val="fr_FR" w:bidi="fr_FR"/>
-        </w:rPr>
-      </w:r>
-    </w:p>
-    <w:p>
-      <w:pPr>
-        <w:pStyle w:val="Heading2"/>
-      </w:pPr>
-      <w:r>
-        <w:rPr>
-          <w:lang w:val="fr_FR" w:bidi="fr_FR"/>
-        </w:rPr>
-        <w:t>Etienne</w:t>
-      </w:r>
-      <w:r>
-        <w:rPr>
-          <w:lang w:val="fr_FR" w:bidi="fr_FR"/>
-        </w:rPr>
-      </w:r>
-    </w:p>
-    <w:p>
-      <w:pPr>
-        <w:pStyle w:val="Heading3"/>
-      </w:pPr>
-      <w:r>
-        <w:rPr>
-          <w:lang w:val="fr_FR" w:bidi="fr_FR"/>
-        </w:rPr>
-        <w:t>Définition :</w:t>
-      </w:r>
-    </w:p>
-    <w:p>
-      <w:pPr/>
-      <w:r>
-        <w:rPr>
-          <w:lang w:val="fr_FR" w:bidi="fr_FR"/>
-        </w:rPr>
-      </w:r>
-      <w:r>
-        <w:rPr>
-          <w:lang w:val="fr_FR" w:bidi="fr_FR"/>
-        </w:rPr>
-        <w:t>Etienne est surtout connu comme le premier martyr chrétien* IL est la première personne à être tuée à cause de sa foi en Jésus* Les faits sur sa vie et sa mort sont mentionnés dans le livre des Actes.</w:t>
-      </w:r>
-    </w:p>
-    <w:p>
-      <w:pPr>
-        <w:pStyle w:val="ListBullet"/>
-        <w:spacing w:line="240" w:lineRule="auto"/>
-        <w:ind w:left="720"/>
-      </w:pPr>
-      <w:r>
-        <w:rPr>
-          <w:lang w:val="fr_FR" w:bidi="fr_FR"/>
-        </w:rPr>
-      </w:r>
-      <w:r>
-        <w:rPr>
-          <w:lang w:val="fr_FR" w:bidi="fr_FR"/>
-        </w:rPr>
-        <w:t>Etienne a été choisi par l'Église primitive à Jérusalem pour servir les chrétiens comme diacre* IL distribuait la nourriture aux veuves et aux autres chrétiens qui étaient dans le besoin *.</w:t>
-      </w:r>
-    </w:p>
-    <w:p>
-      <w:pPr>
-        <w:pStyle w:val="ListBullet"/>
-        <w:spacing w:line="240" w:lineRule="auto"/>
-        <w:ind w:left="720"/>
-      </w:pPr>
-      <w:r>
-        <w:rPr>
-          <w:lang w:val="fr_FR" w:bidi="fr_FR"/>
-        </w:rPr>
-      </w:r>
-      <w:r>
-        <w:rPr>
-          <w:lang w:val="fr_FR" w:bidi="fr_FR"/>
-        </w:rPr>
-        <w:t>Certains juifs ont faussement accusé Etienne de parler contre Dieu et contre les lois de Moïse.</w:t>
-      </w:r>
-    </w:p>
-    <w:p>
-      <w:pPr>
-        <w:pStyle w:val="ListBullet"/>
-        <w:spacing w:line="240" w:lineRule="auto"/>
-        <w:ind w:left="720"/>
-      </w:pPr>
-      <w:r>
-        <w:rPr>
-          <w:lang w:val="fr_FR" w:bidi="fr_FR"/>
-        </w:rPr>
-      </w:r>
-      <w:r>
-        <w:rPr>
-          <w:lang w:val="fr_FR" w:bidi="fr_FR"/>
-        </w:rPr>
-        <w:t>Etienne dit hardiment la vérité au sujet de Jésus le Messie, en commençant par l'histoire des relations de Dieu avec Israël.</w:t>
-      </w:r>
-    </w:p>
-    <w:p>
-      <w:pPr>
-        <w:pStyle w:val="ListBullet"/>
-        <w:spacing w:line="240" w:lineRule="auto"/>
-        <w:ind w:left="720"/>
-      </w:pPr>
-      <w:r>
-        <w:rPr>
-          <w:lang w:val="fr_FR" w:bidi="fr_FR"/>
-        </w:rPr>
-      </w:r>
-      <w:r>
-        <w:rPr>
-          <w:lang w:val="fr_FR" w:bidi="fr_FR"/>
-        </w:rPr>
-        <w:t>Les dirigeants juifs étaient furieux contre Etienne *Ils l'ont lapidé à mort en dehors de la ville.</w:t>
-      </w:r>
-    </w:p>
-    <w:p>
-      <w:pPr>
-        <w:pStyle w:val="ListBullet"/>
-        <w:spacing w:line="240" w:lineRule="auto"/>
-        <w:ind w:left="720"/>
-      </w:pPr>
-      <w:r>
-        <w:rPr>
-          <w:lang w:val="fr_FR" w:bidi="fr_FR"/>
-        </w:rPr>
-      </w:r>
-      <w:r>
-        <w:rPr>
-          <w:lang w:val="fr_FR" w:bidi="fr_FR"/>
-        </w:rPr>
-        <w:t>Son exécution a été suivie par Saul de Tarse, qui deviendra plus tard l'apôtre Paul.</w:t>
-      </w:r>
-    </w:p>
-    <w:p>
-      <w:pPr>
-        <w:pStyle w:val="ListBullet"/>
-        <w:spacing w:line="240" w:lineRule="auto"/>
-        <w:ind w:left="720"/>
-      </w:pPr>
-      <w:r>
-        <w:rPr>
-          <w:lang w:val="fr_FR" w:bidi="fr_FR"/>
-        </w:rPr>
-      </w:r>
-      <w:r>
-        <w:rPr>
-          <w:lang w:val="fr_FR" w:bidi="fr_FR"/>
-        </w:rPr>
-        <w:t>Etienne est également bien connu pour ses derniers mots avant sa mort: «Seigneur, ne leur impute pas ce péché," Ce qui démontre l'amour qu' Etienne avait pour les autres.</w:t>
-      </w:r>
-    </w:p>
-    <w:p>
-      <w:pPr/>
-      <w:r>
-        <w:rPr>
-          <w:lang w:val="fr_FR" w:bidi="fr_FR"/>
-        </w:rPr>
-      </w:r>
-      <w:r>
-        <w:rPr>
-          <w:lang w:val="fr_FR" w:bidi="fr_FR"/>
-        </w:rPr>
-        <w:t>(Voir aussi : (rc://fr/ta/man/translate/translate-names))</w:t>
-      </w:r>
-    </w:p>
-    <w:p>
-      <w:pPr/>
-      <w:r>
-        <w:rPr>
-          <w:lang w:val="fr_FR" w:bidi="fr_FR"/>
-        </w:rPr>
-      </w:r>
-      <w:r>
-        <w:rPr>
-          <w:lang w:val="fr_FR" w:bidi="fr_FR"/>
-        </w:rPr>
-        <w:t>(Voir aussi : (../kt/appoint.md), (../kt/deacon.md), (../names/jerusalem.md), (../names/paul.md), (../kt/stone.md), (../kt/true.md))</w:t>
-      </w:r>
-      <w:r>
-        <w:rPr>
-          <w:lang w:val="fr_FR" w:bidi="fr_FR"/>
-        </w:rPr>
-      </w:r>
-      <w:r>
-        <w:rPr>
-          <w:lang w:val="fr_FR" w:bidi="fr_FR"/>
-        </w:rPr>
-      </w:r>
-    </w:p>
-    <w:p>
-      <w:pPr/>
-      <w:r>
-        <w:rPr>
-          <w:lang w:val="fr_FR" w:bidi="fr_FR"/>
-        </w:rPr>
-      </w:r>
-    </w:p>
-    <w:p>
-      <w:pPr>
-        <w:pStyle w:val="Heading2"/>
-      </w:pPr>
-      <w:r>
-        <w:rPr>
-          <w:lang w:val="fr_FR" w:bidi="fr_FR"/>
-        </w:rPr>
-        <w:t>Étranger</w:t>
-      </w:r>
-      <w:r>
-        <w:rPr>
-          <w:lang w:val="fr_FR" w:bidi="fr_FR"/>
-        </w:rPr>
-      </w:r>
-    </w:p>
-    <w:p>
-      <w:pPr>
-        <w:pStyle w:val="Heading3"/>
-      </w:pPr>
-      <w:r>
-        <w:rPr>
-          <w:lang w:val="fr_FR" w:bidi="fr_FR"/>
-        </w:rPr>
-        <w:t>Définition :</w:t>
-      </w:r>
-    </w:p>
-    <w:p>
-      <w:pPr/>
-      <w:r>
-        <w:rPr>
-          <w:lang w:val="fr_FR" w:bidi="fr_FR"/>
-        </w:rPr>
-      </w:r>
-      <w:r>
-        <w:rPr>
-          <w:lang w:val="fr_FR" w:bidi="fr_FR"/>
-        </w:rPr>
-        <w:t>"Le terme «étranger» fait référence à une personne vivant dans un pays qui ne lui appartient pas* Dans l'Ancien Testament, il se réfère en particulier à tous ceux qui venaient de groupes de personnes différents du groupe dans lequel ils vivent.</w:t>
-      </w:r>
-    </w:p>
-    <w:p>
-      <w:pPr>
-        <w:pStyle w:val="ListBullet"/>
-        <w:spacing w:line="240" w:lineRule="auto"/>
-        <w:ind w:left="720"/>
-      </w:pPr>
-      <w:r>
-        <w:rPr>
-          <w:lang w:val="fr_FR" w:bidi="fr_FR"/>
-        </w:rPr>
-      </w:r>
-      <w:r>
-        <w:rPr>
-          <w:lang w:val="fr_FR" w:bidi="fr_FR"/>
-        </w:rPr>
-        <w:t>Un étranger est aussi une personne dont la langue et la culture sont différentes des vôtres.</w:t>
-      </w:r>
-    </w:p>
-    <w:p>
-      <w:pPr>
-        <w:pStyle w:val="ListBullet"/>
-        <w:spacing w:line="240" w:lineRule="auto"/>
-        <w:ind w:left="720"/>
-      </w:pPr>
-      <w:r>
-        <w:rPr>
-          <w:lang w:val="fr_FR" w:bidi="fr_FR"/>
-        </w:rPr>
-      </w:r>
-      <w:r>
-        <w:rPr>
-          <w:lang w:val="fr_FR" w:bidi="fr_FR"/>
-        </w:rPr>
-        <w:t>L'apôtre Paul écrit aux Ephésiens qu'avant qu'ils ne connaissent Christ, ils étaient «étrangers» à l'alliance de Dieu.</w:t>
-      </w:r>
-    </w:p>
-    <w:p>
-      <w:pPr>
-        <w:pStyle w:val="ListBullet"/>
-        <w:spacing w:line="240" w:lineRule="auto"/>
-        <w:ind w:left="720"/>
-      </w:pPr>
-      <w:r>
-        <w:rPr>
-          <w:lang w:val="fr_FR" w:bidi="fr_FR"/>
-        </w:rPr>
-      </w:r>
-      <w:r>
-        <w:rPr>
-          <w:lang w:val="fr_FR" w:bidi="fr_FR"/>
-        </w:rPr>
-        <w:t>Parfois, «étranger» est traduit par «étranger», mais assurez-vous qu'il ne se réfère pas à quelqu'un que vous ne connaissez pas.</w:t>
-      </w:r>
-      <w:r>
-        <w:rPr>
-          <w:lang w:val="fr_FR" w:bidi="fr_FR"/>
-        </w:rPr>
-      </w:r>
-      <w:r>
-        <w:rPr>
-          <w:lang w:val="fr_FR" w:bidi="fr_FR"/>
-        </w:rPr>
-      </w:r>
-    </w:p>
-    <w:p>
-      <w:pPr/>
-      <w:r>
-        <w:rPr>
-          <w:lang w:val="fr_FR" w:bidi="fr_FR"/>
-        </w:rPr>
-      </w:r>
-    </w:p>
-    <w:p>
-      <w:pPr>
-        <w:pStyle w:val="Heading2"/>
-      </w:pPr>
-      <w:r>
-        <w:rPr>
-          <w:lang w:val="fr_FR" w:bidi="fr_FR"/>
-        </w:rPr>
-        <w:t>Évangéliste</w:t>
-      </w:r>
-      <w:r>
-        <w:rPr>
-          <w:lang w:val="fr_FR" w:bidi="fr_FR"/>
-        </w:rPr>
-      </w:r>
-    </w:p>
-    <w:p>
-      <w:pPr>
-        <w:pStyle w:val="Heading3"/>
-      </w:pPr>
-      <w:r>
-        <w:rPr>
-          <w:lang w:val="fr_FR" w:bidi="fr_FR"/>
-        </w:rPr>
-        <w:t>Définition</w:t>
-      </w:r>
-    </w:p>
-    <w:p>
-      <w:pPr/>
-      <w:r>
-        <w:rPr>
-          <w:lang w:val="fr_FR" w:bidi="fr_FR"/>
-        </w:rPr>
-      </w:r>
-      <w:r>
-        <w:rPr>
-          <w:lang w:val="fr_FR" w:bidi="fr_FR"/>
-        </w:rPr>
-        <w:t>Un "évangéliste" est une personne qui apporte aux autres de la Bonne Nouvelle de Jésus.</w:t>
-      </w:r>
-    </w:p>
-    <w:p>
-      <w:pPr>
-        <w:pStyle w:val="ListBullet"/>
-        <w:spacing w:line="240" w:lineRule="auto"/>
-        <w:ind w:left="720"/>
-      </w:pPr>
-      <w:r>
-        <w:rPr>
-          <w:lang w:val="fr_FR" w:bidi="fr_FR"/>
-        </w:rPr>
-      </w:r>
-      <w:r>
-        <w:rPr>
-          <w:lang w:val="fr_FR" w:bidi="fr_FR"/>
-        </w:rPr>
-        <w:t>Le sens littéral du terme "évangéliste" est "quelqu'un qui prêche la Bonne Nouvelle"</w:t>
-      </w:r>
-    </w:p>
-    <w:p>
-      <w:pPr>
-        <w:pStyle w:val="ListBullet"/>
-        <w:spacing w:line="240" w:lineRule="auto"/>
-        <w:ind w:left="720"/>
-      </w:pPr>
-      <w:r>
-        <w:rPr>
-          <w:lang w:val="fr_FR" w:bidi="fr_FR"/>
-        </w:rPr>
-      </w:r>
-      <w:r>
-        <w:rPr>
-          <w:lang w:val="fr_FR" w:bidi="fr_FR"/>
-        </w:rPr>
-        <w:t>Jésus a envoyé ses apôtres pour répandre la Bonne Nouvelle que nous pouvons faire partie du royaume de Dieu en faisant confiance à Jésus et à son sacrifice pour le péché.</w:t>
-      </w:r>
-    </w:p>
-    <w:p>
-      <w:pPr>
-        <w:pStyle w:val="ListBullet"/>
-        <w:spacing w:line="240" w:lineRule="auto"/>
-        <w:ind w:left="720"/>
-      </w:pPr>
-      <w:r>
-        <w:rPr>
-          <w:lang w:val="fr_FR" w:bidi="fr_FR"/>
-        </w:rPr>
-      </w:r>
-      <w:r>
-        <w:rPr>
-          <w:lang w:val="fr_FR" w:bidi="fr_FR"/>
-        </w:rPr>
-        <w:t>Tous les chrétiens sont exhortés à partager cette Bonne Nouvelle.</w:t>
-      </w:r>
-    </w:p>
-    <w:p>
-      <w:pPr>
-        <w:pStyle w:val="ListBullet"/>
-        <w:spacing w:line="240" w:lineRule="auto"/>
-        <w:ind w:left="720"/>
-      </w:pPr>
-      <w:r>
-        <w:rPr>
-          <w:lang w:val="fr_FR" w:bidi="fr_FR"/>
-        </w:rPr>
-      </w:r>
-      <w:r>
-        <w:rPr>
-          <w:lang w:val="fr_FR" w:bidi="fr_FR"/>
-        </w:rPr>
-        <w:t>Certains chrétiens ont un don spirituel spécial pour parler effectivement de la Bonne Nouvelle aux autres. On dit qu'ils ont le don de l'évangélisation et ils sont appelés des "évangélistes".</w:t>
-      </w:r>
-    </w:p>
-    <w:p>
-      <w:pPr>
-        <w:pStyle w:val="Heading3"/>
-      </w:pPr>
-      <w:r>
-        <w:rPr>
-          <w:lang w:val="fr_FR" w:bidi="fr_FR"/>
-        </w:rPr>
-        <w:t>Suggestions pour la traduction :</w:t>
-      </w:r>
-    </w:p>
-    <w:p>
-      <w:pPr>
-        <w:pStyle w:val="ListBullet"/>
-        <w:spacing w:line="240" w:lineRule="auto"/>
-        <w:ind w:left="720"/>
-      </w:pPr>
-      <w:r>
-        <w:rPr>
-          <w:lang w:val="fr_FR" w:bidi="fr_FR"/>
-        </w:rPr>
-      </w:r>
-      <w:r>
-        <w:rPr>
-          <w:lang w:val="fr_FR" w:bidi="fr_FR"/>
-        </w:rPr>
-        <w:t>Le terme "évangéliste" pourrait être traduit par "quelqu'un qui prêche la Bonne Nouvelle" ou "un enseignant de la Bonne Nouvelle" ou "une personne qui proclame la Bonne Nouvelle" ou "un prédicateur de la Bonne Nouvelle".</w:t>
-      </w:r>
-    </w:p>
-    <w:p>
-      <w:pPr/>
-      <w:r>
-        <w:rPr>
-          <w:lang w:val="fr_FR" w:bidi="fr_FR"/>
-        </w:rPr>
-      </w:r>
-      <w:r>
-        <w:rPr>
-          <w:lang w:val="fr_FR" w:bidi="fr_FR"/>
-        </w:rPr>
-        <w:t xml:space="preserve">(Voir aussi : </w:t>
-      </w:r>
-      <w:r>
-        <w:rPr>
-          <w:lang w:val="fr_FR" w:bidi="fr_FR"/>
-        </w:rPr>
-        <w:t>Bonne Nouvelle</w:t>
-      </w:r>
-      <w:r>
-        <w:rPr>
-          <w:lang w:val="fr_FR" w:bidi="fr_FR"/>
-        </w:rPr>
-        <w:t xml:space="preserve">, </w:t>
-      </w:r>
-      <w:r>
-        <w:rPr>
-          <w:lang w:val="fr_FR" w:bidi="fr_FR"/>
-        </w:rPr>
         <w:t>esprit</w:t>
       </w:r>
       <w:r>
         <w:rPr>
           <w:lang w:val="fr_FR" w:bidi="fr_FR"/>
         </w:rPr>
-        <w:t xml:space="preserve">, </w:t>
-      </w:r>
-      <w:r>
-        <w:rPr>
-          <w:lang w:val="fr_FR" w:bidi="fr_FR"/>
-        </w:rPr>
-        <w:t>don</w:t>
-      </w:r>
-      <w:r>
-        <w:rPr>
-          <w:lang w:val="fr_FR" w:bidi="fr_FR"/>
-        </w:rPr>
-        <w:t>)</w:t>
+        <w:t>, don)</w:t>
       </w:r>
       <w:r>
         <w:rPr>
